--- a/assets/boc-labels.docx
+++ b/assets/boc-labels.docx
@@ -2,10 +2,1581 @@
 <file path=word/document.xml><?xml version="1.0" encoding="utf-8"?>
 <w:document xmlns:wpc="http://schemas.microsoft.com/office/word/2010/wordprocessingCanvas" xmlns:cx="http://schemas.microsoft.com/office/drawing/2014/chartex" xmlns:cx1="http://schemas.microsoft.com/office/drawing/2015/9/8/chartex" xmlns:cx2="http://schemas.microsoft.com/office/drawing/2015/10/21/chartex" xmlns:cx3="http://schemas.microsoft.com/office/drawing/2016/5/9/chartex" xmlns:cx4="http://schemas.microsoft.com/office/drawing/2016/5/10/chartex" xmlns:cx5="http://schemas.microsoft.com/office/drawing/2016/5/11/chartex" xmlns:cx6="http://schemas.microsoft.com/office/drawing/2016/5/12/chartex" xmlns:cx7="http://schemas.microsoft.com/office/drawing/2016/5/13/chartex" xmlns:cx8="http://schemas.microsoft.com/office/drawing/2016/5/14/chartex" xmlns:mc="http://schemas.openxmlformats.org/markup-compatibility/2006" xmlns:aink="http://schemas.microsoft.com/office/drawing/2016/ink" xmlns:am3d="http://schemas.microsoft.com/office/drawing/2017/model3d" xmlns:o="urn:schemas-microsoft-com:office:office" xmlns:oel="http://schemas.microsoft.com/office/2019/extlst" xmlns:r="http://schemas.openxmlformats.org/officeDocument/2006/relationships" xmlns:m="http://schemas.openxmlformats.org/officeDocument/2006/math" xmlns:v="urn:schemas-microsoft-com:vml" xmlns:wp14="http://schemas.microsoft.com/office/word/2010/wordprocessingDrawing" xmlns:wp="http://schemas.openxmlformats.org/drawingml/2006/wordprocessingDrawing" xmlns:w10="urn:schemas-microsoft-com:office:word" xmlns:w="http://schemas.openxmlformats.org/wordprocessingml/2006/main" xmlns:w14="http://schemas.microsoft.com/office/word/2010/wordml" xmlns:w15="http://schemas.microsoft.com/office/word/2012/wordml" xmlns:w16cex="http://schemas.microsoft.com/office/word/2018/wordml/cex" xmlns:w16cid="http://schemas.microsoft.com/office/word/2016/wordml/cid" xmlns:w16="http://schemas.microsoft.com/office/word/2018/wordml" xmlns:w16du="http://schemas.microsoft.com/office/word/2023/wordml/word16du" xmlns:w16sdtdh="http://schemas.microsoft.com/office/word/2020/wordml/sdtdatahash" xmlns:w16sdtfl="http://schemas.microsoft.com/office/word/2024/wordml/sdtformatlock" xmlns:w16se="http://schemas.microsoft.com/office/word/2015/wordml/symex" xmlns:wpg="http://schemas.microsoft.com/office/word/2010/wordprocessingGroup" xmlns:wpi="http://schemas.microsoft.com/office/word/2010/wordprocessingInk" xmlns:wne="http://schemas.microsoft.com/office/word/2006/wordml" xmlns:wps="http://schemas.microsoft.com/office/word/2010/wordprocessingShape" mc:Ignorable="w14 w15 w16se w16cid w16 w16cex w16sdtdh w16sdtfl w16du wp14">
   <w:body>
-    <w:p/>
+    <w:p>
+      <w:pPr>
+        <w:jc w:val="center"/>
+      </w:pPr>
+      <w:r>
+        <w:rPr>
+          <w:noProof/>
+        </w:rPr>
+        <w:drawing>
+          <wp:inline distT="0" distB="0" distL="0" distR="0" wp14:anchorId="4282A745" wp14:editId="451C2DDE">
+            <wp:extent cx="5815013" cy="2907507"/>
+            <wp:effectExtent l="0" t="0" r="0" b="0"/>
+            <wp:docPr id="14647314" name="Picture 6"/>
+            <wp:cNvGraphicFramePr>
+              <a:graphicFrameLocks xmlns:a="http://schemas.openxmlformats.org/drawingml/2006/main" noChangeAspect="1"/>
+            </wp:cNvGraphicFramePr>
+            <a:graphic xmlns:a="http://schemas.openxmlformats.org/drawingml/2006/main">
+              <a:graphicData uri="http://schemas.openxmlformats.org/drawingml/2006/picture">
+                <pic:pic xmlns:pic="http://schemas.openxmlformats.org/drawingml/2006/picture">
+                  <pic:nvPicPr>
+                    <pic:cNvPr id="14647314" name="Picture 14647314"/>
+                    <pic:cNvPicPr/>
+                  </pic:nvPicPr>
+                  <pic:blipFill>
+                    <a:blip r:embed="rId4" cstate="print">
+                      <a:extLst>
+                        <a:ext uri="{28A0092B-C50C-407E-A947-70E740481C1C}">
+                          <a14:useLocalDpi xmlns:a14="http://schemas.microsoft.com/office/drawing/2010/main" val="0"/>
+                        </a:ext>
+                      </a:extLst>
+                    </a:blip>
+                    <a:stretch>
+                      <a:fillRect/>
+                    </a:stretch>
+                  </pic:blipFill>
+                  <pic:spPr>
+                    <a:xfrm>
+                      <a:off x="0" y="0"/>
+                      <a:ext cx="5824737" cy="2912369"/>
+                    </a:xfrm>
+                    <a:prstGeom prst="rect">
+                      <a:avLst/>
+                    </a:prstGeom>
+                  </pic:spPr>
+                </pic:pic>
+              </a:graphicData>
+            </a:graphic>
+          </wp:inline>
+        </w:drawing>
+      </w:r>
+      <w:r>
+        <w:rPr>
+          <w:b/>
+          <w:bCs/>
+          <w:color w:val="002060"/>
+          <w:sz w:val="96"/>
+          <w:szCs w:val="96"/>
+        </w:rPr>
+        <w:t>Game Day Shorts</w:t>
+      </w:r>
+    </w:p>
+    <w:p>
+      <w:pPr>
+        <w:jc w:val="center"/>
+        <w:rPr>
+          <w:b/>
+          <w:bCs/>
+          <w:color w:val="002060"/>
+          <w:sz w:val="96"/>
+          <w:szCs w:val="96"/>
+        </w:rPr>
+      </w:pPr>
+      <w:r>
+        <w:rPr>
+          <w:b/>
+          <w:bCs/>
+          <w:color w:val="002060"/>
+          <w:sz w:val="96"/>
+          <w:szCs w:val="96"/>
+        </w:rPr>
+        <w:t>Home (Blue)</w:t>
+      </w:r>
+    </w:p>
+    <w:p>
+      <w:pPr>
+        <w:jc w:val="center"/>
+      </w:pPr>
+      <w:r>
+        <w:rPr>
+          <w:noProof/>
+        </w:rPr>
+        <w:drawing>
+          <wp:inline distT="0" distB="0" distL="0" distR="0" wp14:anchorId="413FCECE" wp14:editId="35EFA1BA">
+            <wp:extent cx="5815013" cy="2907507"/>
+            <wp:effectExtent l="0" t="0" r="0" b="0"/>
+            <wp:docPr id="1638532910" name="Picture 6"/>
+            <wp:cNvGraphicFramePr>
+              <a:graphicFrameLocks xmlns:a="http://schemas.openxmlformats.org/drawingml/2006/main" noChangeAspect="1"/>
+            </wp:cNvGraphicFramePr>
+            <a:graphic xmlns:a="http://schemas.openxmlformats.org/drawingml/2006/main">
+              <a:graphicData uri="http://schemas.openxmlformats.org/drawingml/2006/picture">
+                <pic:pic xmlns:pic="http://schemas.openxmlformats.org/drawingml/2006/picture">
+                  <pic:nvPicPr>
+                    <pic:cNvPr id="14647314" name="Picture 14647314"/>
+                    <pic:cNvPicPr/>
+                  </pic:nvPicPr>
+                  <pic:blipFill>
+                    <a:blip r:embed="rId4" cstate="print">
+                      <a:extLst>
+                        <a:ext uri="{28A0092B-C50C-407E-A947-70E740481C1C}">
+                          <a14:useLocalDpi xmlns:a14="http://schemas.microsoft.com/office/drawing/2010/main" val="0"/>
+                        </a:ext>
+                      </a:extLst>
+                    </a:blip>
+                    <a:stretch>
+                      <a:fillRect/>
+                    </a:stretch>
+                  </pic:blipFill>
+                  <pic:spPr>
+                    <a:xfrm>
+                      <a:off x="0" y="0"/>
+                      <a:ext cx="5824737" cy="2912369"/>
+                    </a:xfrm>
+                    <a:prstGeom prst="rect">
+                      <a:avLst/>
+                    </a:prstGeom>
+                  </pic:spPr>
+                </pic:pic>
+              </a:graphicData>
+            </a:graphic>
+          </wp:inline>
+        </w:drawing>
+      </w:r>
+      <w:r>
+        <w:rPr>
+          <w:b/>
+          <w:bCs/>
+          <w:color w:val="002060"/>
+          <w:sz w:val="96"/>
+          <w:szCs w:val="96"/>
+        </w:rPr>
+        <w:t>Game Day Shorts</w:t>
+      </w:r>
+    </w:p>
+    <w:p>
+      <w:pPr>
+        <w:jc w:val="center"/>
+        <w:rPr>
+          <w:b/>
+          <w:bCs/>
+          <w:color w:val="002060"/>
+          <w:sz w:val="96"/>
+          <w:szCs w:val="96"/>
+        </w:rPr>
+      </w:pPr>
+      <w:r>
+        <w:rPr>
+          <w:b/>
+          <w:bCs/>
+          <w:color w:val="002060"/>
+          <w:sz w:val="96"/>
+          <w:szCs w:val="96"/>
+        </w:rPr>
+        <w:t>Home (Blue)</w:t>
+      </w:r>
+    </w:p>
+    <w:p>
+      <w:pPr>
+        <w:rPr>
+          <w:noProof/>
+        </w:rPr>
+      </w:pPr>
+    </w:p>
+    <w:p>
+      <w:pPr>
+        <w:jc w:val="center"/>
+      </w:pPr>
+      <w:r>
+        <w:rPr>
+          <w:noProof/>
+        </w:rPr>
+        <w:lastRenderedPageBreak/>
+        <w:drawing>
+          <wp:inline distT="0" distB="0" distL="0" distR="0" wp14:anchorId="541BBF92" wp14:editId="19498E95">
+            <wp:extent cx="5815013" cy="2907507"/>
+            <wp:effectExtent l="0" t="0" r="0" b="0"/>
+            <wp:docPr id="199801367" name="Picture 6"/>
+            <wp:cNvGraphicFramePr>
+              <a:graphicFrameLocks xmlns:a="http://schemas.openxmlformats.org/drawingml/2006/main" noChangeAspect="1"/>
+            </wp:cNvGraphicFramePr>
+            <a:graphic xmlns:a="http://schemas.openxmlformats.org/drawingml/2006/main">
+              <a:graphicData uri="http://schemas.openxmlformats.org/drawingml/2006/picture">
+                <pic:pic xmlns:pic="http://schemas.openxmlformats.org/drawingml/2006/picture">
+                  <pic:nvPicPr>
+                    <pic:cNvPr id="14647314" name="Picture 14647314"/>
+                    <pic:cNvPicPr/>
+                  </pic:nvPicPr>
+                  <pic:blipFill>
+                    <a:blip r:embed="rId4" cstate="print">
+                      <a:extLst>
+                        <a:ext uri="{28A0092B-C50C-407E-A947-70E740481C1C}">
+                          <a14:useLocalDpi xmlns:a14="http://schemas.microsoft.com/office/drawing/2010/main" val="0"/>
+                        </a:ext>
+                      </a:extLst>
+                    </a:blip>
+                    <a:stretch>
+                      <a:fillRect/>
+                    </a:stretch>
+                  </pic:blipFill>
+                  <pic:spPr>
+                    <a:xfrm>
+                      <a:off x="0" y="0"/>
+                      <a:ext cx="5824737" cy="2912369"/>
+                    </a:xfrm>
+                    <a:prstGeom prst="rect">
+                      <a:avLst/>
+                    </a:prstGeom>
+                  </pic:spPr>
+                </pic:pic>
+              </a:graphicData>
+            </a:graphic>
+          </wp:inline>
+        </w:drawing>
+      </w:r>
+      <w:r>
+        <w:rPr>
+          <w:b/>
+          <w:bCs/>
+          <w:color w:val="002060"/>
+          <w:sz w:val="96"/>
+          <w:szCs w:val="96"/>
+        </w:rPr>
+        <w:t>Game Day Shorts</w:t>
+      </w:r>
+    </w:p>
+    <w:p>
+      <w:pPr>
+        <w:jc w:val="center"/>
+        <w:rPr>
+          <w:b/>
+          <w:bCs/>
+          <w:color w:val="002060"/>
+          <w:sz w:val="96"/>
+          <w:szCs w:val="96"/>
+        </w:rPr>
+      </w:pPr>
+      <w:r>
+        <w:rPr>
+          <w:b/>
+          <w:bCs/>
+          <w:color w:val="002060"/>
+          <w:sz w:val="96"/>
+          <w:szCs w:val="96"/>
+        </w:rPr>
+        <w:t>Away</w:t>
+      </w:r>
+      <w:r>
+        <w:rPr>
+          <w:b/>
+          <w:bCs/>
+          <w:color w:val="002060"/>
+          <w:sz w:val="96"/>
+          <w:szCs w:val="96"/>
+        </w:rPr>
+        <w:t xml:space="preserve"> (</w:t>
+      </w:r>
+      <w:r>
+        <w:rPr>
+          <w:b/>
+          <w:bCs/>
+          <w:color w:val="002060"/>
+          <w:sz w:val="96"/>
+          <w:szCs w:val="96"/>
+        </w:rPr>
+        <w:t>White</w:t>
+      </w:r>
+      <w:r>
+        <w:rPr>
+          <w:b/>
+          <w:bCs/>
+          <w:color w:val="002060"/>
+          <w:sz w:val="96"/>
+          <w:szCs w:val="96"/>
+        </w:rPr>
+        <w:t>)</w:t>
+      </w:r>
+    </w:p>
+    <w:p>
+      <w:pPr>
+        <w:jc w:val="center"/>
+      </w:pPr>
+      <w:r>
+        <w:rPr>
+          <w:noProof/>
+        </w:rPr>
+        <w:drawing>
+          <wp:inline distT="0" distB="0" distL="0" distR="0" wp14:anchorId="2936443E" wp14:editId="601B7AF9">
+            <wp:extent cx="5815013" cy="2907507"/>
+            <wp:effectExtent l="0" t="0" r="0" b="0"/>
+            <wp:docPr id="1984021115" name="Picture 6"/>
+            <wp:cNvGraphicFramePr>
+              <a:graphicFrameLocks xmlns:a="http://schemas.openxmlformats.org/drawingml/2006/main" noChangeAspect="1"/>
+            </wp:cNvGraphicFramePr>
+            <a:graphic xmlns:a="http://schemas.openxmlformats.org/drawingml/2006/main">
+              <a:graphicData uri="http://schemas.openxmlformats.org/drawingml/2006/picture">
+                <pic:pic xmlns:pic="http://schemas.openxmlformats.org/drawingml/2006/picture">
+                  <pic:nvPicPr>
+                    <pic:cNvPr id="14647314" name="Picture 14647314"/>
+                    <pic:cNvPicPr/>
+                  </pic:nvPicPr>
+                  <pic:blipFill>
+                    <a:blip r:embed="rId4" cstate="print">
+                      <a:extLst>
+                        <a:ext uri="{28A0092B-C50C-407E-A947-70E740481C1C}">
+                          <a14:useLocalDpi xmlns:a14="http://schemas.microsoft.com/office/drawing/2010/main" val="0"/>
+                        </a:ext>
+                      </a:extLst>
+                    </a:blip>
+                    <a:stretch>
+                      <a:fillRect/>
+                    </a:stretch>
+                  </pic:blipFill>
+                  <pic:spPr>
+                    <a:xfrm>
+                      <a:off x="0" y="0"/>
+                      <a:ext cx="5824737" cy="2912369"/>
+                    </a:xfrm>
+                    <a:prstGeom prst="rect">
+                      <a:avLst/>
+                    </a:prstGeom>
+                  </pic:spPr>
+                </pic:pic>
+              </a:graphicData>
+            </a:graphic>
+          </wp:inline>
+        </w:drawing>
+      </w:r>
+      <w:r>
+        <w:rPr>
+          <w:b/>
+          <w:bCs/>
+          <w:color w:val="002060"/>
+          <w:sz w:val="96"/>
+          <w:szCs w:val="96"/>
+        </w:rPr>
+        <w:t>Game Day Shorts</w:t>
+      </w:r>
+    </w:p>
+    <w:p>
+      <w:pPr>
+        <w:jc w:val="center"/>
+        <w:rPr>
+          <w:b/>
+          <w:bCs/>
+          <w:color w:val="002060"/>
+          <w:sz w:val="96"/>
+          <w:szCs w:val="96"/>
+        </w:rPr>
+      </w:pPr>
+      <w:r>
+        <w:rPr>
+          <w:b/>
+          <w:bCs/>
+          <w:color w:val="002060"/>
+          <w:sz w:val="96"/>
+          <w:szCs w:val="96"/>
+        </w:rPr>
+        <w:t>Away</w:t>
+      </w:r>
+      <w:r>
+        <w:rPr>
+          <w:b/>
+          <w:bCs/>
+          <w:color w:val="002060"/>
+          <w:sz w:val="96"/>
+          <w:szCs w:val="96"/>
+        </w:rPr>
+        <w:t xml:space="preserve"> (</w:t>
+      </w:r>
+      <w:r>
+        <w:rPr>
+          <w:b/>
+          <w:bCs/>
+          <w:color w:val="002060"/>
+          <w:sz w:val="96"/>
+          <w:szCs w:val="96"/>
+        </w:rPr>
+        <w:t>White</w:t>
+      </w:r>
+      <w:r>
+        <w:rPr>
+          <w:b/>
+          <w:bCs/>
+          <w:color w:val="002060"/>
+          <w:sz w:val="96"/>
+          <w:szCs w:val="96"/>
+        </w:rPr>
+        <w:t>)</w:t>
+      </w:r>
+    </w:p>
+    <w:p>
+      <w:pPr>
+        <w:jc w:val="center"/>
+      </w:pPr>
+      <w:r>
+        <w:rPr>
+          <w:noProof/>
+        </w:rPr>
+        <w:br w:type="page"/>
+      </w:r>
+      <w:r>
+        <w:rPr>
+          <w:noProof/>
+        </w:rPr>
+        <w:lastRenderedPageBreak/>
+        <w:br w:type="page"/>
+      </w:r>
+      <w:r>
+        <w:rPr>
+          <w:noProof/>
+        </w:rPr>
+        <w:lastRenderedPageBreak/>
+        <w:drawing>
+          <wp:inline distT="0" distB="0" distL="0" distR="0" wp14:anchorId="3F6EA278" wp14:editId="59D1C911">
+            <wp:extent cx="5815013" cy="2907507"/>
+            <wp:effectExtent l="0" t="0" r="0" b="0"/>
+            <wp:docPr id="2057678118" name="Picture 6"/>
+            <wp:cNvGraphicFramePr>
+              <a:graphicFrameLocks xmlns:a="http://schemas.openxmlformats.org/drawingml/2006/main" noChangeAspect="1"/>
+            </wp:cNvGraphicFramePr>
+            <a:graphic xmlns:a="http://schemas.openxmlformats.org/drawingml/2006/main">
+              <a:graphicData uri="http://schemas.openxmlformats.org/drawingml/2006/picture">
+                <pic:pic xmlns:pic="http://schemas.openxmlformats.org/drawingml/2006/picture">
+                  <pic:nvPicPr>
+                    <pic:cNvPr id="14647314" name="Picture 14647314"/>
+                    <pic:cNvPicPr/>
+                  </pic:nvPicPr>
+                  <pic:blipFill>
+                    <a:blip r:embed="rId4" cstate="print">
+                      <a:extLst>
+                        <a:ext uri="{28A0092B-C50C-407E-A947-70E740481C1C}">
+                          <a14:useLocalDpi xmlns:a14="http://schemas.microsoft.com/office/drawing/2010/main" val="0"/>
+                        </a:ext>
+                      </a:extLst>
+                    </a:blip>
+                    <a:stretch>
+                      <a:fillRect/>
+                    </a:stretch>
+                  </pic:blipFill>
+                  <pic:spPr>
+                    <a:xfrm>
+                      <a:off x="0" y="0"/>
+                      <a:ext cx="5824737" cy="2912369"/>
+                    </a:xfrm>
+                    <a:prstGeom prst="rect">
+                      <a:avLst/>
+                    </a:prstGeom>
+                  </pic:spPr>
+                </pic:pic>
+              </a:graphicData>
+            </a:graphic>
+          </wp:inline>
+        </w:drawing>
+      </w:r>
+      <w:r>
+        <w:rPr>
+          <w:b/>
+          <w:bCs/>
+          <w:color w:val="002060"/>
+          <w:sz w:val="96"/>
+          <w:szCs w:val="96"/>
+        </w:rPr>
+        <w:t>Training</w:t>
+      </w:r>
+      <w:r>
+        <w:rPr>
+          <w:b/>
+          <w:bCs/>
+          <w:color w:val="002060"/>
+          <w:sz w:val="96"/>
+          <w:szCs w:val="96"/>
+        </w:rPr>
+        <w:t xml:space="preserve"> Shorts</w:t>
+      </w:r>
+    </w:p>
+    <w:p>
+      <w:pPr>
+        <w:jc w:val="center"/>
+        <w:rPr>
+          <w:b/>
+          <w:bCs/>
+          <w:color w:val="002060"/>
+          <w:sz w:val="96"/>
+          <w:szCs w:val="96"/>
+        </w:rPr>
+      </w:pPr>
+    </w:p>
+    <w:p>
+      <w:pPr>
+        <w:jc w:val="center"/>
+      </w:pPr>
+      <w:r>
+        <w:rPr>
+          <w:noProof/>
+        </w:rPr>
+        <w:drawing>
+          <wp:inline distT="0" distB="0" distL="0" distR="0" wp14:anchorId="5FD3C49C" wp14:editId="5FB91119">
+            <wp:extent cx="5815013" cy="2907507"/>
+            <wp:effectExtent l="0" t="0" r="0" b="0"/>
+            <wp:docPr id="1586184137" name="Picture 6"/>
+            <wp:cNvGraphicFramePr>
+              <a:graphicFrameLocks xmlns:a="http://schemas.openxmlformats.org/drawingml/2006/main" noChangeAspect="1"/>
+            </wp:cNvGraphicFramePr>
+            <a:graphic xmlns:a="http://schemas.openxmlformats.org/drawingml/2006/main">
+              <a:graphicData uri="http://schemas.openxmlformats.org/drawingml/2006/picture">
+                <pic:pic xmlns:pic="http://schemas.openxmlformats.org/drawingml/2006/picture">
+                  <pic:nvPicPr>
+                    <pic:cNvPr id="14647314" name="Picture 14647314"/>
+                    <pic:cNvPicPr/>
+                  </pic:nvPicPr>
+                  <pic:blipFill>
+                    <a:blip r:embed="rId4" cstate="print">
+                      <a:extLst>
+                        <a:ext uri="{28A0092B-C50C-407E-A947-70E740481C1C}">
+                          <a14:useLocalDpi xmlns:a14="http://schemas.microsoft.com/office/drawing/2010/main" val="0"/>
+                        </a:ext>
+                      </a:extLst>
+                    </a:blip>
+                    <a:stretch>
+                      <a:fillRect/>
+                    </a:stretch>
+                  </pic:blipFill>
+                  <pic:spPr>
+                    <a:xfrm>
+                      <a:off x="0" y="0"/>
+                      <a:ext cx="5824737" cy="2912369"/>
+                    </a:xfrm>
+                    <a:prstGeom prst="rect">
+                      <a:avLst/>
+                    </a:prstGeom>
+                  </pic:spPr>
+                </pic:pic>
+              </a:graphicData>
+            </a:graphic>
+          </wp:inline>
+        </w:drawing>
+      </w:r>
+      <w:r>
+        <w:rPr>
+          <w:b/>
+          <w:bCs/>
+          <w:color w:val="002060"/>
+          <w:sz w:val="96"/>
+          <w:szCs w:val="96"/>
+        </w:rPr>
+        <w:t>Training</w:t>
+      </w:r>
+      <w:r>
+        <w:rPr>
+          <w:b/>
+          <w:bCs/>
+          <w:color w:val="002060"/>
+          <w:sz w:val="96"/>
+          <w:szCs w:val="96"/>
+        </w:rPr>
+        <w:t xml:space="preserve"> Shorts</w:t>
+      </w:r>
+    </w:p>
+    <w:p>
+      <w:pPr>
+        <w:jc w:val="center"/>
+        <w:rPr>
+          <w:b/>
+          <w:bCs/>
+          <w:color w:val="002060"/>
+          <w:sz w:val="96"/>
+          <w:szCs w:val="96"/>
+        </w:rPr>
+      </w:pPr>
+    </w:p>
+    <w:p>
+      <w:pPr>
+        <w:rPr>
+          <w:noProof/>
+        </w:rPr>
+      </w:pPr>
+    </w:p>
+    <w:p>
+      <w:pPr>
+        <w:jc w:val="center"/>
+        <w:rPr>
+          <w:b/>
+          <w:bCs/>
+          <w:color w:val="002060"/>
+          <w:sz w:val="96"/>
+          <w:szCs w:val="96"/>
+        </w:rPr>
+      </w:pPr>
+      <w:r>
+        <w:rPr>
+          <w:noProof/>
+        </w:rPr>
+        <w:lastRenderedPageBreak/>
+        <w:drawing>
+          <wp:inline distT="0" distB="0" distL="0" distR="0" wp14:anchorId="2C7281AB" wp14:editId="761A0830">
+            <wp:extent cx="5815013" cy="2907507"/>
+            <wp:effectExtent l="0" t="0" r="0" b="0"/>
+            <wp:docPr id="1338477786" name="Picture 6"/>
+            <wp:cNvGraphicFramePr>
+              <a:graphicFrameLocks xmlns:a="http://schemas.openxmlformats.org/drawingml/2006/main" noChangeAspect="1"/>
+            </wp:cNvGraphicFramePr>
+            <a:graphic xmlns:a="http://schemas.openxmlformats.org/drawingml/2006/main">
+              <a:graphicData uri="http://schemas.openxmlformats.org/drawingml/2006/picture">
+                <pic:pic xmlns:pic="http://schemas.openxmlformats.org/drawingml/2006/picture">
+                  <pic:nvPicPr>
+                    <pic:cNvPr id="14647314" name="Picture 14647314"/>
+                    <pic:cNvPicPr/>
+                  </pic:nvPicPr>
+                  <pic:blipFill>
+                    <a:blip r:embed="rId4" cstate="print">
+                      <a:extLst>
+                        <a:ext uri="{28A0092B-C50C-407E-A947-70E740481C1C}">
+                          <a14:useLocalDpi xmlns:a14="http://schemas.microsoft.com/office/drawing/2010/main" val="0"/>
+                        </a:ext>
+                      </a:extLst>
+                    </a:blip>
+                    <a:stretch>
+                      <a:fillRect/>
+                    </a:stretch>
+                  </pic:blipFill>
+                  <pic:spPr>
+                    <a:xfrm>
+                      <a:off x="0" y="0"/>
+                      <a:ext cx="5824737" cy="2912369"/>
+                    </a:xfrm>
+                    <a:prstGeom prst="rect">
+                      <a:avLst/>
+                    </a:prstGeom>
+                  </pic:spPr>
+                </pic:pic>
+              </a:graphicData>
+            </a:graphic>
+          </wp:inline>
+        </w:drawing>
+      </w:r>
+      <w:r>
+        <w:rPr>
+          <w:b/>
+          <w:bCs/>
+          <w:color w:val="002060"/>
+          <w:sz w:val="96"/>
+          <w:szCs w:val="96"/>
+        </w:rPr>
+        <w:t>Game Day S</w:t>
+      </w:r>
+      <w:r>
+        <w:rPr>
+          <w:b/>
+          <w:bCs/>
+          <w:color w:val="002060"/>
+          <w:sz w:val="96"/>
+          <w:szCs w:val="96"/>
+        </w:rPr>
+        <w:t>ocks</w:t>
+      </w:r>
+    </w:p>
+    <w:p>
+      <w:pPr>
+        <w:jc w:val="center"/>
+        <w:rPr>
+          <w:b/>
+          <w:bCs/>
+          <w:color w:val="002060"/>
+          <w:sz w:val="96"/>
+          <w:szCs w:val="96"/>
+        </w:rPr>
+      </w:pPr>
+      <w:r>
+        <w:rPr>
+          <w:noProof/>
+        </w:rPr>
+        <w:drawing>
+          <wp:inline distT="0" distB="0" distL="0" distR="0" wp14:anchorId="573E26FA" wp14:editId="3FE95977">
+            <wp:extent cx="5815013" cy="2907507"/>
+            <wp:effectExtent l="0" t="0" r="0" b="0"/>
+            <wp:docPr id="160251454" name="Picture 6"/>
+            <wp:cNvGraphicFramePr>
+              <a:graphicFrameLocks xmlns:a="http://schemas.openxmlformats.org/drawingml/2006/main" noChangeAspect="1"/>
+            </wp:cNvGraphicFramePr>
+            <a:graphic xmlns:a="http://schemas.openxmlformats.org/drawingml/2006/main">
+              <a:graphicData uri="http://schemas.openxmlformats.org/drawingml/2006/picture">
+                <pic:pic xmlns:pic="http://schemas.openxmlformats.org/drawingml/2006/picture">
+                  <pic:nvPicPr>
+                    <pic:cNvPr id="14647314" name="Picture 14647314"/>
+                    <pic:cNvPicPr/>
+                  </pic:nvPicPr>
+                  <pic:blipFill>
+                    <a:blip r:embed="rId4" cstate="print">
+                      <a:extLst>
+                        <a:ext uri="{28A0092B-C50C-407E-A947-70E740481C1C}">
+                          <a14:useLocalDpi xmlns:a14="http://schemas.microsoft.com/office/drawing/2010/main" val="0"/>
+                        </a:ext>
+                      </a:extLst>
+                    </a:blip>
+                    <a:stretch>
+                      <a:fillRect/>
+                    </a:stretch>
+                  </pic:blipFill>
+                  <pic:spPr>
+                    <a:xfrm>
+                      <a:off x="0" y="0"/>
+                      <a:ext cx="5824737" cy="2912369"/>
+                    </a:xfrm>
+                    <a:prstGeom prst="rect">
+                      <a:avLst/>
+                    </a:prstGeom>
+                  </pic:spPr>
+                </pic:pic>
+              </a:graphicData>
+            </a:graphic>
+          </wp:inline>
+        </w:drawing>
+      </w:r>
+      <w:r>
+        <w:rPr>
+          <w:b/>
+          <w:bCs/>
+          <w:color w:val="002060"/>
+          <w:sz w:val="96"/>
+          <w:szCs w:val="96"/>
+        </w:rPr>
+        <w:t xml:space="preserve"> </w:t>
+      </w:r>
+      <w:r>
+        <w:rPr>
+          <w:b/>
+          <w:bCs/>
+          <w:color w:val="002060"/>
+          <w:sz w:val="96"/>
+          <w:szCs w:val="96"/>
+        </w:rPr>
+        <w:t>Game Day S</w:t>
+      </w:r>
+      <w:r>
+        <w:rPr>
+          <w:b/>
+          <w:bCs/>
+          <w:color w:val="002060"/>
+          <w:sz w:val="96"/>
+          <w:szCs w:val="96"/>
+        </w:rPr>
+        <w:t>ocks</w:t>
+      </w:r>
+    </w:p>
+    <w:p>
+      <w:pPr>
+        <w:rPr>
+          <w:noProof/>
+        </w:rPr>
+      </w:pPr>
+      <w:r>
+        <w:rPr>
+          <w:noProof/>
+        </w:rPr>
+        <w:br w:type="page"/>
+      </w:r>
+    </w:p>
+    <w:p>
+      <w:pPr>
+        <w:jc w:val="center"/>
+        <w:rPr>
+          <w:b/>
+          <w:bCs/>
+          <w:color w:val="002060"/>
+          <w:sz w:val="96"/>
+          <w:szCs w:val="96"/>
+        </w:rPr>
+      </w:pPr>
+      <w:r>
+        <w:rPr>
+          <w:noProof/>
+        </w:rPr>
+        <w:lastRenderedPageBreak/>
+        <w:drawing>
+          <wp:inline distT="0" distB="0" distL="0" distR="0" wp14:anchorId="339E35B1" wp14:editId="33B19D39">
+            <wp:extent cx="5815013" cy="2907507"/>
+            <wp:effectExtent l="0" t="0" r="0" b="0"/>
+            <wp:docPr id="1096308509" name="Picture 6"/>
+            <wp:cNvGraphicFramePr>
+              <a:graphicFrameLocks xmlns:a="http://schemas.openxmlformats.org/drawingml/2006/main" noChangeAspect="1"/>
+            </wp:cNvGraphicFramePr>
+            <a:graphic xmlns:a="http://schemas.openxmlformats.org/drawingml/2006/main">
+              <a:graphicData uri="http://schemas.openxmlformats.org/drawingml/2006/picture">
+                <pic:pic xmlns:pic="http://schemas.openxmlformats.org/drawingml/2006/picture">
+                  <pic:nvPicPr>
+                    <pic:cNvPr id="14647314" name="Picture 14647314"/>
+                    <pic:cNvPicPr/>
+                  </pic:nvPicPr>
+                  <pic:blipFill>
+                    <a:blip r:embed="rId4" cstate="print">
+                      <a:extLst>
+                        <a:ext uri="{28A0092B-C50C-407E-A947-70E740481C1C}">
+                          <a14:useLocalDpi xmlns:a14="http://schemas.microsoft.com/office/drawing/2010/main" val="0"/>
+                        </a:ext>
+                      </a:extLst>
+                    </a:blip>
+                    <a:stretch>
+                      <a:fillRect/>
+                    </a:stretch>
+                  </pic:blipFill>
+                  <pic:spPr>
+                    <a:xfrm>
+                      <a:off x="0" y="0"/>
+                      <a:ext cx="5824737" cy="2912369"/>
+                    </a:xfrm>
+                    <a:prstGeom prst="rect">
+                      <a:avLst/>
+                    </a:prstGeom>
+                  </pic:spPr>
+                </pic:pic>
+              </a:graphicData>
+            </a:graphic>
+          </wp:inline>
+        </w:drawing>
+      </w:r>
+      <w:r>
+        <w:rPr>
+          <w:b/>
+          <w:bCs/>
+          <w:color w:val="002060"/>
+          <w:sz w:val="96"/>
+          <w:szCs w:val="96"/>
+        </w:rPr>
+        <w:t>Baseball Caps</w:t>
+      </w:r>
+    </w:p>
+    <w:p>
+      <w:pPr>
+        <w:jc w:val="center"/>
+        <w:rPr>
+          <w:b/>
+          <w:bCs/>
+          <w:color w:val="002060"/>
+          <w:sz w:val="96"/>
+          <w:szCs w:val="96"/>
+        </w:rPr>
+      </w:pPr>
+      <w:r>
+        <w:rPr>
+          <w:noProof/>
+        </w:rPr>
+        <w:drawing>
+          <wp:inline distT="0" distB="0" distL="0" distR="0" wp14:anchorId="2DAE4E22" wp14:editId="7A6FF25C">
+            <wp:extent cx="5815013" cy="2907507"/>
+            <wp:effectExtent l="0" t="0" r="0" b="0"/>
+            <wp:docPr id="1261929233" name="Picture 6"/>
+            <wp:cNvGraphicFramePr>
+              <a:graphicFrameLocks xmlns:a="http://schemas.openxmlformats.org/drawingml/2006/main" noChangeAspect="1"/>
+            </wp:cNvGraphicFramePr>
+            <a:graphic xmlns:a="http://schemas.openxmlformats.org/drawingml/2006/main">
+              <a:graphicData uri="http://schemas.openxmlformats.org/drawingml/2006/picture">
+                <pic:pic xmlns:pic="http://schemas.openxmlformats.org/drawingml/2006/picture">
+                  <pic:nvPicPr>
+                    <pic:cNvPr id="14647314" name="Picture 14647314"/>
+                    <pic:cNvPicPr/>
+                  </pic:nvPicPr>
+                  <pic:blipFill>
+                    <a:blip r:embed="rId4" cstate="print">
+                      <a:extLst>
+                        <a:ext uri="{28A0092B-C50C-407E-A947-70E740481C1C}">
+                          <a14:useLocalDpi xmlns:a14="http://schemas.microsoft.com/office/drawing/2010/main" val="0"/>
+                        </a:ext>
+                      </a:extLst>
+                    </a:blip>
+                    <a:stretch>
+                      <a:fillRect/>
+                    </a:stretch>
+                  </pic:blipFill>
+                  <pic:spPr>
+                    <a:xfrm>
+                      <a:off x="0" y="0"/>
+                      <a:ext cx="5824737" cy="2912369"/>
+                    </a:xfrm>
+                    <a:prstGeom prst="rect">
+                      <a:avLst/>
+                    </a:prstGeom>
+                  </pic:spPr>
+                </pic:pic>
+              </a:graphicData>
+            </a:graphic>
+          </wp:inline>
+        </w:drawing>
+      </w:r>
+      <w:r>
+        <w:rPr>
+          <w:b/>
+          <w:bCs/>
+          <w:color w:val="002060"/>
+          <w:sz w:val="96"/>
+          <w:szCs w:val="96"/>
+        </w:rPr>
+        <w:t xml:space="preserve"> </w:t>
+      </w:r>
+      <w:r>
+        <w:rPr>
+          <w:b/>
+          <w:bCs/>
+          <w:color w:val="002060"/>
+          <w:sz w:val="96"/>
+          <w:szCs w:val="96"/>
+        </w:rPr>
+        <w:t>Baseball Caps</w:t>
+      </w:r>
+    </w:p>
+    <w:p>
+      <w:pPr>
+        <w:rPr>
+          <w:noProof/>
+        </w:rPr>
+      </w:pPr>
+      <w:r>
+        <w:rPr>
+          <w:noProof/>
+        </w:rPr>
+        <w:br w:type="page"/>
+      </w:r>
+    </w:p>
+    <w:p>
+      <w:pPr>
+        <w:jc w:val="center"/>
+        <w:rPr>
+          <w:b/>
+          <w:bCs/>
+          <w:color w:val="002060"/>
+          <w:sz w:val="96"/>
+          <w:szCs w:val="96"/>
+        </w:rPr>
+      </w:pPr>
+      <w:r>
+        <w:rPr>
+          <w:noProof/>
+        </w:rPr>
+        <w:lastRenderedPageBreak/>
+        <w:drawing>
+          <wp:inline distT="0" distB="0" distL="0" distR="0" wp14:anchorId="64BC31D0" wp14:editId="22CFF3F9">
+            <wp:extent cx="5815013" cy="2907507"/>
+            <wp:effectExtent l="0" t="0" r="0" b="0"/>
+            <wp:docPr id="1869271620" name="Picture 6"/>
+            <wp:cNvGraphicFramePr>
+              <a:graphicFrameLocks xmlns:a="http://schemas.openxmlformats.org/drawingml/2006/main" noChangeAspect="1"/>
+            </wp:cNvGraphicFramePr>
+            <a:graphic xmlns:a="http://schemas.openxmlformats.org/drawingml/2006/main">
+              <a:graphicData uri="http://schemas.openxmlformats.org/drawingml/2006/picture">
+                <pic:pic xmlns:pic="http://schemas.openxmlformats.org/drawingml/2006/picture">
+                  <pic:nvPicPr>
+                    <pic:cNvPr id="14647314" name="Picture 14647314"/>
+                    <pic:cNvPicPr/>
+                  </pic:nvPicPr>
+                  <pic:blipFill>
+                    <a:blip r:embed="rId4" cstate="print">
+                      <a:extLst>
+                        <a:ext uri="{28A0092B-C50C-407E-A947-70E740481C1C}">
+                          <a14:useLocalDpi xmlns:a14="http://schemas.microsoft.com/office/drawing/2010/main" val="0"/>
+                        </a:ext>
+                      </a:extLst>
+                    </a:blip>
+                    <a:stretch>
+                      <a:fillRect/>
+                    </a:stretch>
+                  </pic:blipFill>
+                  <pic:spPr>
+                    <a:xfrm>
+                      <a:off x="0" y="0"/>
+                      <a:ext cx="5824737" cy="2912369"/>
+                    </a:xfrm>
+                    <a:prstGeom prst="rect">
+                      <a:avLst/>
+                    </a:prstGeom>
+                  </pic:spPr>
+                </pic:pic>
+              </a:graphicData>
+            </a:graphic>
+          </wp:inline>
+        </w:drawing>
+      </w:r>
+      <w:r>
+        <w:rPr>
+          <w:b/>
+          <w:bCs/>
+          <w:color w:val="002060"/>
+          <w:sz w:val="96"/>
+          <w:szCs w:val="96"/>
+        </w:rPr>
+        <w:t>Polo Tops</w:t>
+      </w:r>
+    </w:p>
+    <w:p>
+      <w:pPr>
+        <w:jc w:val="center"/>
+        <w:rPr>
+          <w:b/>
+          <w:bCs/>
+          <w:color w:val="002060"/>
+          <w:sz w:val="96"/>
+          <w:szCs w:val="96"/>
+        </w:rPr>
+      </w:pPr>
+      <w:r>
+        <w:rPr>
+          <w:noProof/>
+        </w:rPr>
+        <w:drawing>
+          <wp:inline distT="0" distB="0" distL="0" distR="0" wp14:anchorId="1ECF5127" wp14:editId="126919C4">
+            <wp:extent cx="5815013" cy="2907507"/>
+            <wp:effectExtent l="0" t="0" r="0" b="0"/>
+            <wp:docPr id="771475591" name="Picture 6"/>
+            <wp:cNvGraphicFramePr>
+              <a:graphicFrameLocks xmlns:a="http://schemas.openxmlformats.org/drawingml/2006/main" noChangeAspect="1"/>
+            </wp:cNvGraphicFramePr>
+            <a:graphic xmlns:a="http://schemas.openxmlformats.org/drawingml/2006/main">
+              <a:graphicData uri="http://schemas.openxmlformats.org/drawingml/2006/picture">
+                <pic:pic xmlns:pic="http://schemas.openxmlformats.org/drawingml/2006/picture">
+                  <pic:nvPicPr>
+                    <pic:cNvPr id="14647314" name="Picture 14647314"/>
+                    <pic:cNvPicPr/>
+                  </pic:nvPicPr>
+                  <pic:blipFill>
+                    <a:blip r:embed="rId4" cstate="print">
+                      <a:extLst>
+                        <a:ext uri="{28A0092B-C50C-407E-A947-70E740481C1C}">
+                          <a14:useLocalDpi xmlns:a14="http://schemas.microsoft.com/office/drawing/2010/main" val="0"/>
+                        </a:ext>
+                      </a:extLst>
+                    </a:blip>
+                    <a:stretch>
+                      <a:fillRect/>
+                    </a:stretch>
+                  </pic:blipFill>
+                  <pic:spPr>
+                    <a:xfrm>
+                      <a:off x="0" y="0"/>
+                      <a:ext cx="5824737" cy="2912369"/>
+                    </a:xfrm>
+                    <a:prstGeom prst="rect">
+                      <a:avLst/>
+                    </a:prstGeom>
+                  </pic:spPr>
+                </pic:pic>
+              </a:graphicData>
+            </a:graphic>
+          </wp:inline>
+        </w:drawing>
+      </w:r>
+      <w:r>
+        <w:rPr>
+          <w:b/>
+          <w:bCs/>
+          <w:color w:val="002060"/>
+          <w:sz w:val="96"/>
+          <w:szCs w:val="96"/>
+        </w:rPr>
+        <w:t xml:space="preserve"> </w:t>
+      </w:r>
+      <w:r>
+        <w:rPr>
+          <w:b/>
+          <w:bCs/>
+          <w:color w:val="002060"/>
+          <w:sz w:val="96"/>
+          <w:szCs w:val="96"/>
+        </w:rPr>
+        <w:t>Polo Tops</w:t>
+      </w:r>
+    </w:p>
+    <w:p>
+      <w:pPr>
+        <w:rPr>
+          <w:noProof/>
+        </w:rPr>
+      </w:pPr>
+      <w:r>
+        <w:rPr>
+          <w:noProof/>
+        </w:rPr>
+        <w:br w:type="page"/>
+      </w:r>
+    </w:p>
+    <w:p>
+      <w:pPr>
+        <w:jc w:val="center"/>
+        <w:rPr>
+          <w:b/>
+          <w:bCs/>
+          <w:color w:val="002060"/>
+          <w:sz w:val="96"/>
+          <w:szCs w:val="96"/>
+        </w:rPr>
+      </w:pPr>
+      <w:r>
+        <w:rPr>
+          <w:noProof/>
+        </w:rPr>
+        <w:lastRenderedPageBreak/>
+        <w:drawing>
+          <wp:inline distT="0" distB="0" distL="0" distR="0" wp14:anchorId="74B9FAFE" wp14:editId="1DDEE64D">
+            <wp:extent cx="5815013" cy="2907507"/>
+            <wp:effectExtent l="0" t="0" r="0" b="0"/>
+            <wp:docPr id="475229018" name="Picture 6"/>
+            <wp:cNvGraphicFramePr>
+              <a:graphicFrameLocks xmlns:a="http://schemas.openxmlformats.org/drawingml/2006/main" noChangeAspect="1"/>
+            </wp:cNvGraphicFramePr>
+            <a:graphic xmlns:a="http://schemas.openxmlformats.org/drawingml/2006/main">
+              <a:graphicData uri="http://schemas.openxmlformats.org/drawingml/2006/picture">
+                <pic:pic xmlns:pic="http://schemas.openxmlformats.org/drawingml/2006/picture">
+                  <pic:nvPicPr>
+                    <pic:cNvPr id="14647314" name="Picture 14647314"/>
+                    <pic:cNvPicPr/>
+                  </pic:nvPicPr>
+                  <pic:blipFill>
+                    <a:blip r:embed="rId4" cstate="print">
+                      <a:extLst>
+                        <a:ext uri="{28A0092B-C50C-407E-A947-70E740481C1C}">
+                          <a14:useLocalDpi xmlns:a14="http://schemas.microsoft.com/office/drawing/2010/main" val="0"/>
+                        </a:ext>
+                      </a:extLst>
+                    </a:blip>
+                    <a:stretch>
+                      <a:fillRect/>
+                    </a:stretch>
+                  </pic:blipFill>
+                  <pic:spPr>
+                    <a:xfrm>
+                      <a:off x="0" y="0"/>
+                      <a:ext cx="5824737" cy="2912369"/>
+                    </a:xfrm>
+                    <a:prstGeom prst="rect">
+                      <a:avLst/>
+                    </a:prstGeom>
+                  </pic:spPr>
+                </pic:pic>
+              </a:graphicData>
+            </a:graphic>
+          </wp:inline>
+        </w:drawing>
+      </w:r>
+      <w:r>
+        <w:rPr>
+          <w:b/>
+          <w:bCs/>
+          <w:color w:val="002060"/>
+          <w:sz w:val="96"/>
+          <w:szCs w:val="96"/>
+        </w:rPr>
+        <w:t>Custom Orders</w:t>
+      </w:r>
+    </w:p>
+    <w:p>
+      <w:pPr>
+        <w:jc w:val="center"/>
+        <w:rPr>
+          <w:b/>
+          <w:bCs/>
+          <w:color w:val="002060"/>
+          <w:sz w:val="96"/>
+          <w:szCs w:val="96"/>
+        </w:rPr>
+      </w:pPr>
+      <w:r>
+        <w:rPr>
+          <w:noProof/>
+        </w:rPr>
+        <w:drawing>
+          <wp:inline distT="0" distB="0" distL="0" distR="0" wp14:anchorId="0B35CD8D" wp14:editId="2A1B48D4">
+            <wp:extent cx="5815013" cy="2907507"/>
+            <wp:effectExtent l="0" t="0" r="0" b="0"/>
+            <wp:docPr id="1605934567" name="Picture 6"/>
+            <wp:cNvGraphicFramePr>
+              <a:graphicFrameLocks xmlns:a="http://schemas.openxmlformats.org/drawingml/2006/main" noChangeAspect="1"/>
+            </wp:cNvGraphicFramePr>
+            <a:graphic xmlns:a="http://schemas.openxmlformats.org/drawingml/2006/main">
+              <a:graphicData uri="http://schemas.openxmlformats.org/drawingml/2006/picture">
+                <pic:pic xmlns:pic="http://schemas.openxmlformats.org/drawingml/2006/picture">
+                  <pic:nvPicPr>
+                    <pic:cNvPr id="14647314" name="Picture 14647314"/>
+                    <pic:cNvPicPr/>
+                  </pic:nvPicPr>
+                  <pic:blipFill>
+                    <a:blip r:embed="rId4" cstate="print">
+                      <a:extLst>
+                        <a:ext uri="{28A0092B-C50C-407E-A947-70E740481C1C}">
+                          <a14:useLocalDpi xmlns:a14="http://schemas.microsoft.com/office/drawing/2010/main" val="0"/>
+                        </a:ext>
+                      </a:extLst>
+                    </a:blip>
+                    <a:stretch>
+                      <a:fillRect/>
+                    </a:stretch>
+                  </pic:blipFill>
+                  <pic:spPr>
+                    <a:xfrm>
+                      <a:off x="0" y="0"/>
+                      <a:ext cx="5824737" cy="2912369"/>
+                    </a:xfrm>
+                    <a:prstGeom prst="rect">
+                      <a:avLst/>
+                    </a:prstGeom>
+                  </pic:spPr>
+                </pic:pic>
+              </a:graphicData>
+            </a:graphic>
+          </wp:inline>
+        </w:drawing>
+      </w:r>
+      <w:r>
+        <w:rPr>
+          <w:b/>
+          <w:bCs/>
+          <w:color w:val="002060"/>
+          <w:sz w:val="96"/>
+          <w:szCs w:val="96"/>
+        </w:rPr>
+        <w:t xml:space="preserve"> </w:t>
+      </w:r>
+      <w:r>
+        <w:rPr>
+          <w:b/>
+          <w:bCs/>
+          <w:color w:val="002060"/>
+          <w:sz w:val="96"/>
+          <w:szCs w:val="96"/>
+        </w:rPr>
+        <w:t>Custom Order</w:t>
+      </w:r>
+    </w:p>
+    <w:p>
+      <w:pPr>
+        <w:rPr>
+          <w:noProof/>
+        </w:rPr>
+      </w:pPr>
+      <w:r>
+        <w:rPr>
+          <w:noProof/>
+        </w:rPr>
+        <w:br w:type="page"/>
+      </w:r>
+    </w:p>
+    <w:p>
+      <w:pPr>
+        <w:jc w:val="center"/>
+        <w:rPr>
+          <w:b/>
+          <w:bCs/>
+          <w:color w:val="002060"/>
+          <w:sz w:val="144"/>
+          <w:szCs w:val="144"/>
+        </w:rPr>
+      </w:pPr>
+      <w:r>
+        <w:rPr>
+          <w:noProof/>
+        </w:rPr>
+        <w:lastRenderedPageBreak/>
+        <w:drawing>
+          <wp:inline distT="0" distB="0" distL="0" distR="0" wp14:anchorId="24921460" wp14:editId="13246F55">
+            <wp:extent cx="5815013" cy="2907507"/>
+            <wp:effectExtent l="0" t="0" r="0" b="0"/>
+            <wp:docPr id="502374744" name="Picture 6"/>
+            <wp:cNvGraphicFramePr>
+              <a:graphicFrameLocks xmlns:a="http://schemas.openxmlformats.org/drawingml/2006/main" noChangeAspect="1"/>
+            </wp:cNvGraphicFramePr>
+            <a:graphic xmlns:a="http://schemas.openxmlformats.org/drawingml/2006/main">
+              <a:graphicData uri="http://schemas.openxmlformats.org/drawingml/2006/picture">
+                <pic:pic xmlns:pic="http://schemas.openxmlformats.org/drawingml/2006/picture">
+                  <pic:nvPicPr>
+                    <pic:cNvPr id="14647314" name="Picture 14647314"/>
+                    <pic:cNvPicPr/>
+                  </pic:nvPicPr>
+                  <pic:blipFill>
+                    <a:blip r:embed="rId4" cstate="print">
+                      <a:extLst>
+                        <a:ext uri="{28A0092B-C50C-407E-A947-70E740481C1C}">
+                          <a14:useLocalDpi xmlns:a14="http://schemas.microsoft.com/office/drawing/2010/main" val="0"/>
+                        </a:ext>
+                      </a:extLst>
+                    </a:blip>
+                    <a:stretch>
+                      <a:fillRect/>
+                    </a:stretch>
+                  </pic:blipFill>
+                  <pic:spPr>
+                    <a:xfrm>
+                      <a:off x="0" y="0"/>
+                      <a:ext cx="5824737" cy="2912369"/>
+                    </a:xfrm>
+                    <a:prstGeom prst="rect">
+                      <a:avLst/>
+                    </a:prstGeom>
+                  </pic:spPr>
+                </pic:pic>
+              </a:graphicData>
+            </a:graphic>
+          </wp:inline>
+        </w:drawing>
+      </w:r>
+      <w:r>
+        <w:rPr>
+          <w:b/>
+          <w:bCs/>
+          <w:color w:val="002060"/>
+          <w:sz w:val="96"/>
+          <w:szCs w:val="96"/>
+        </w:rPr>
+        <w:t xml:space="preserve"> </w:t>
+      </w:r>
+      <w:r>
+        <w:rPr>
+          <w:b/>
+          <w:bCs/>
+          <w:color w:val="002060"/>
+          <w:sz w:val="144"/>
+          <w:szCs w:val="144"/>
+        </w:rPr>
+        <w:t xml:space="preserve">Staff Only </w:t>
+      </w:r>
+    </w:p>
+    <w:p>
+      <w:pPr>
+        <w:jc w:val="center"/>
+        <w:rPr>
+          <w:b/>
+          <w:bCs/>
+          <w:color w:val="002060"/>
+          <w:sz w:val="144"/>
+          <w:szCs w:val="144"/>
+        </w:rPr>
+      </w:pPr>
+      <w:r>
+        <w:rPr>
+          <w:b/>
+          <w:bCs/>
+          <w:color w:val="002060"/>
+          <w:sz w:val="144"/>
+          <w:szCs w:val="144"/>
+        </w:rPr>
+        <w:t>In</w:t>
+      </w:r>
+    </w:p>
+    <w:p>
+      <w:pPr>
+        <w:jc w:val="center"/>
+        <w:rPr>
+          <w:b/>
+          <w:bCs/>
+          <w:color w:val="002060"/>
+          <w:sz w:val="144"/>
+          <w:szCs w:val="144"/>
+        </w:rPr>
+      </w:pPr>
+      <w:r>
+        <w:rPr>
+          <w:b/>
+          <w:bCs/>
+          <w:color w:val="002060"/>
+          <w:sz w:val="144"/>
+          <w:szCs w:val="144"/>
+        </w:rPr>
+        <w:t xml:space="preserve">Canteen </w:t>
+      </w:r>
+    </w:p>
+    <w:p>
+      <w:pPr>
+        <w:jc w:val="center"/>
+        <w:rPr>
+          <w:b/>
+          <w:bCs/>
+          <w:color w:val="002060"/>
+          <w:sz w:val="96"/>
+          <w:szCs w:val="96"/>
+        </w:rPr>
+      </w:pPr>
+      <w:r>
+        <w:rPr>
+          <w:b/>
+          <w:bCs/>
+          <w:color w:val="002060"/>
+          <w:sz w:val="144"/>
+          <w:szCs w:val="144"/>
+        </w:rPr>
+        <w:t>and Bar</w:t>
+      </w:r>
+    </w:p>
+    <w:p>
+      <w:pPr>
+        <w:rPr>
+          <w:noProof/>
+        </w:rPr>
+      </w:pPr>
+      <w:r>
+        <w:rPr>
+          <w:noProof/>
+        </w:rPr>
+        <w:br/>
+      </w:r>
+    </w:p>
+    <w:p>
+      <w:pPr>
+        <w:rPr>
+          <w:noProof/>
+        </w:rPr>
+      </w:pPr>
+      <w:r>
+        <w:rPr>
+          <w:noProof/>
+        </w:rPr>
+        <w:br w:type="page"/>
+      </w:r>
+    </w:p>
+    <w:p>
+      <w:pPr>
+        <w:jc w:val="center"/>
+        <w:rPr>
+          <w:b/>
+          <w:bCs/>
+          <w:color w:val="002060"/>
+          <w:sz w:val="96"/>
+          <w:szCs w:val="96"/>
+        </w:rPr>
+      </w:pPr>
+      <w:r>
+        <w:rPr>
+          <w:noProof/>
+        </w:rPr>
+        <w:lastRenderedPageBreak/>
+        <w:drawing>
+          <wp:inline distT="0" distB="0" distL="0" distR="0" wp14:anchorId="5D7FC25A" wp14:editId="094FEBD0">
+            <wp:extent cx="5815013" cy="2907507"/>
+            <wp:effectExtent l="0" t="0" r="0" b="0"/>
+            <wp:docPr id="202168802" name="Picture 6"/>
+            <wp:cNvGraphicFramePr>
+              <a:graphicFrameLocks xmlns:a="http://schemas.openxmlformats.org/drawingml/2006/main" noChangeAspect="1"/>
+            </wp:cNvGraphicFramePr>
+            <a:graphic xmlns:a="http://schemas.openxmlformats.org/drawingml/2006/main">
+              <a:graphicData uri="http://schemas.openxmlformats.org/drawingml/2006/picture">
+                <pic:pic xmlns:pic="http://schemas.openxmlformats.org/drawingml/2006/picture">
+                  <pic:nvPicPr>
+                    <pic:cNvPr id="14647314" name="Picture 14647314"/>
+                    <pic:cNvPicPr/>
+                  </pic:nvPicPr>
+                  <pic:blipFill>
+                    <a:blip r:embed="rId4" cstate="print">
+                      <a:extLst>
+                        <a:ext uri="{28A0092B-C50C-407E-A947-70E740481C1C}">
+                          <a14:useLocalDpi xmlns:a14="http://schemas.microsoft.com/office/drawing/2010/main" val="0"/>
+                        </a:ext>
+                      </a:extLst>
+                    </a:blip>
+                    <a:stretch>
+                      <a:fillRect/>
+                    </a:stretch>
+                  </pic:blipFill>
+                  <pic:spPr>
+                    <a:xfrm>
+                      <a:off x="0" y="0"/>
+                      <a:ext cx="5824737" cy="2912369"/>
+                    </a:xfrm>
+                    <a:prstGeom prst="rect">
+                      <a:avLst/>
+                    </a:prstGeom>
+                  </pic:spPr>
+                </pic:pic>
+              </a:graphicData>
+            </a:graphic>
+          </wp:inline>
+        </w:drawing>
+      </w:r>
+      <w:r>
+        <w:rPr>
+          <w:b/>
+          <w:bCs/>
+          <w:color w:val="002060"/>
+          <w:sz w:val="96"/>
+          <w:szCs w:val="96"/>
+        </w:rPr>
+        <w:t xml:space="preserve"> </w:t>
+      </w:r>
+    </w:p>
+    <w:p>
+      <w:pPr>
+        <w:jc w:val="center"/>
+        <w:rPr>
+          <w:b/>
+          <w:bCs/>
+          <w:color w:val="002060"/>
+          <w:sz w:val="144"/>
+          <w:szCs w:val="144"/>
+        </w:rPr>
+      </w:pPr>
+      <w:r>
+        <w:rPr>
+          <w:b/>
+          <w:bCs/>
+          <w:color w:val="002060"/>
+          <w:sz w:val="144"/>
+          <w:szCs w:val="144"/>
+        </w:rPr>
+        <w:t xml:space="preserve">Committee </w:t>
+      </w:r>
+    </w:p>
+    <w:p>
+      <w:pPr>
+        <w:jc w:val="center"/>
+        <w:rPr>
+          <w:b/>
+          <w:bCs/>
+          <w:color w:val="002060"/>
+          <w:sz w:val="144"/>
+          <w:szCs w:val="144"/>
+        </w:rPr>
+      </w:pPr>
+      <w:r>
+        <w:rPr>
+          <w:b/>
+          <w:bCs/>
+          <w:color w:val="002060"/>
+          <w:sz w:val="144"/>
+          <w:szCs w:val="144"/>
+        </w:rPr>
+        <w:t xml:space="preserve">and </w:t>
+      </w:r>
+    </w:p>
+    <w:p>
+      <w:pPr>
+        <w:jc w:val="center"/>
+        <w:rPr>
+          <w:b/>
+          <w:bCs/>
+          <w:color w:val="002060"/>
+          <w:sz w:val="144"/>
+          <w:szCs w:val="144"/>
+        </w:rPr>
+      </w:pPr>
+      <w:r>
+        <w:rPr>
+          <w:b/>
+          <w:bCs/>
+          <w:color w:val="002060"/>
+          <w:sz w:val="144"/>
+          <w:szCs w:val="144"/>
+        </w:rPr>
+        <w:t>Coaches Only</w:t>
+      </w:r>
+    </w:p>
+    <w:p>
+      <w:pPr>
+        <w:jc w:val="center"/>
+        <w:rPr>
+          <w:b/>
+          <w:bCs/>
+          <w:color w:val="002060"/>
+          <w:sz w:val="96"/>
+          <w:szCs w:val="96"/>
+        </w:rPr>
+      </w:pPr>
+    </w:p>
+    <w:p>
+      <w:pPr>
+        <w:rPr>
+          <w:noProof/>
+        </w:rPr>
+      </w:pPr>
+    </w:p>
     <w:sectPr>
       <w:pgSz w:w="11906" w:h="16838"/>
-      <w:pgMar w:top="1440" w:right="1440" w:bottom="1440" w:left="1440" w:header="708" w:footer="708" w:gutter="0"/>
+      <w:pgMar w:top="720" w:right="720" w:bottom="720" w:left="720" w:header="708" w:footer="708" w:gutter="0"/>
       <w:cols w:space="708"/>
       <w:docGrid w:linePitch="360"/>
     </w:sectPr>
@@ -413,6 +1984,7 @@
   <w:style w:type="paragraph" w:default="1" w:styleId="Normal">
     <w:name w:val="Normal"/>
     <w:qFormat/>
+    <w:rsid w:val="00E908D1"/>
   </w:style>
   <w:style w:type="paragraph" w:styleId="Heading1">
     <w:name w:val="heading 1"/>

--- a/assets/boc-labels.docx
+++ b/assets/boc-labels.docx
@@ -4,6 +4,7 @@
   <w:body>
     <w:p>
       <w:pPr>
+        <w:spacing w:after="0"/>
         <w:jc w:val="center"/>
       </w:pPr>
       <w:r>
@@ -11,10 +12,1917 @@
           <w:noProof/>
         </w:rPr>
         <w:drawing>
-          <wp:inline distT="0" distB="0" distL="0" distR="0" wp14:anchorId="4282A745" wp14:editId="451C2DDE">
+          <wp:inline distT="0" distB="0" distL="0" distR="0" wp14:anchorId="4282A745" wp14:editId="4D9E0627">
+            <wp:extent cx="5824737" cy="2064869"/>
+            <wp:effectExtent l="0" t="0" r="0" b="0"/>
+            <wp:docPr id="14647314" name="Picture 6"/>
+            <wp:cNvGraphicFramePr>
+              <a:graphicFrameLocks xmlns:a="http://schemas.openxmlformats.org/drawingml/2006/main" noChangeAspect="1"/>
+            </wp:cNvGraphicFramePr>
+            <a:graphic xmlns:a="http://schemas.openxmlformats.org/drawingml/2006/main">
+              <a:graphicData uri="http://schemas.openxmlformats.org/drawingml/2006/picture">
+                <pic:pic xmlns:pic="http://schemas.openxmlformats.org/drawingml/2006/picture">
+                  <pic:nvPicPr>
+                    <pic:cNvPr id="14647314" name="Picture 6"/>
+                    <pic:cNvPicPr/>
+                  </pic:nvPicPr>
+                  <pic:blipFill>
+                    <a:blip r:embed="rId4" cstate="print">
+                      <a:extLst>
+                        <a:ext uri="{28A0092B-C50C-407E-A947-70E740481C1C}">
+                          <a14:useLocalDpi xmlns:a14="http://schemas.microsoft.com/office/drawing/2010/main" val="0"/>
+                        </a:ext>
+                      </a:extLst>
+                    </a:blip>
+                    <a:stretch>
+                      <a:fillRect/>
+                    </a:stretch>
+                  </pic:blipFill>
+                  <pic:spPr>
+                    <a:xfrm>
+                      <a:off x="0" y="0"/>
+                      <a:ext cx="5824737" cy="2064869"/>
+                    </a:xfrm>
+                    <a:prstGeom prst="rect">
+                      <a:avLst/>
+                    </a:prstGeom>
+                  </pic:spPr>
+                </pic:pic>
+              </a:graphicData>
+            </a:graphic>
+          </wp:inline>
+        </w:drawing>
+      </w:r>
+      <w:r>
+        <w:rPr>
+          <w:b/>
+          <w:bCs/>
+          <w:color w:val="002060"/>
+          <w:sz w:val="96"/>
+          <w:szCs w:val="96"/>
+        </w:rPr>
+        <w:t>Game Day Shorts</w:t>
+      </w:r>
+    </w:p>
+    <w:p>
+      <w:pPr>
+        <w:spacing w:after="0"/>
+        <w:jc w:val="center"/>
+        <w:rPr>
+          <w:b/>
+          <w:bCs/>
+          <w:color w:val="002060"/>
+          <w:sz w:val="96"/>
+          <w:szCs w:val="96"/>
+        </w:rPr>
+      </w:pPr>
+      <w:r>
+        <w:rPr>
+          <w:b/>
+          <w:bCs/>
+          <w:color w:val="002060"/>
+          <w:sz w:val="96"/>
+          <w:szCs w:val="96"/>
+        </w:rPr>
+        <w:t>Home (Blue)</w:t>
+      </w:r>
+    </w:p>
+    <w:p>
+      <w:pPr>
+        <w:jc w:val="center"/>
+        <w:rPr>
+          <w:b/>
+          <w:bCs/>
+          <w:color w:val="002060"/>
+          <w:sz w:val="96"/>
+          <w:szCs w:val="96"/>
+        </w:rPr>
+      </w:pPr>
+      <w:r>
+        <w:rPr>
+          <w:noProof/>
+        </w:rPr>
+        <w:drawing>
+          <wp:inline distT="0" distB="0" distL="0" distR="0" wp14:anchorId="216EB730" wp14:editId="0D2D2C39">
+            <wp:extent cx="1143000" cy="1143000"/>
+            <wp:effectExtent l="0" t="0" r="0" b="0"/>
+            <wp:docPr id="698494701" name="Picture 2"/>
+            <wp:cNvGraphicFramePr>
+              <a:graphicFrameLocks xmlns:a="http://schemas.openxmlformats.org/drawingml/2006/main" noChangeAspect="1"/>
+            </wp:cNvGraphicFramePr>
+            <a:graphic xmlns:a="http://schemas.openxmlformats.org/drawingml/2006/main">
+              <a:graphicData uri="http://schemas.openxmlformats.org/drawingml/2006/picture">
+                <pic:pic xmlns:pic="http://schemas.openxmlformats.org/drawingml/2006/picture">
+                  <pic:nvPicPr>
+                    <pic:cNvPr id="0" name="Picture 6"/>
+                    <pic:cNvPicPr>
+                      <a:picLocks noChangeAspect="1" noChangeArrowheads="1"/>
+                    </pic:cNvPicPr>
+                  </pic:nvPicPr>
+                  <pic:blipFill>
+                    <a:blip r:embed="rId5">
+                      <a:extLst>
+                        <a:ext uri="{28A0092B-C50C-407E-A947-70E740481C1C}">
+                          <a14:useLocalDpi xmlns:a14="http://schemas.microsoft.com/office/drawing/2010/main" val="0"/>
+                        </a:ext>
+                      </a:extLst>
+                    </a:blip>
+                    <a:srcRect/>
+                    <a:stretch>
+                      <a:fillRect/>
+                    </a:stretch>
+                  </pic:blipFill>
+                  <pic:spPr bwMode="auto">
+                    <a:xfrm>
+                      <a:off x="0" y="0"/>
+                      <a:ext cx="1143000" cy="1143000"/>
+                    </a:xfrm>
+                    <a:prstGeom prst="rect">
+                      <a:avLst/>
+                    </a:prstGeom>
+                    <a:noFill/>
+                    <a:ln>
+                      <a:noFill/>
+                    </a:ln>
+                  </pic:spPr>
+                </pic:pic>
+              </a:graphicData>
+            </a:graphic>
+          </wp:inline>
+        </w:drawing>
+      </w:r>
+    </w:p>
+    <w:p>
+      <w:pPr>
+        <w:spacing w:after="0"/>
+        <w:jc w:val="center"/>
+      </w:pPr>
+      <w:r>
+        <w:rPr>
+          <w:noProof/>
+        </w:rPr>
+        <w:drawing>
+          <wp:inline distT="0" distB="0" distL="0" distR="0" wp14:anchorId="413FCECE" wp14:editId="6628FDD0">
+            <wp:extent cx="5824737" cy="2064869"/>
+            <wp:effectExtent l="0" t="0" r="0" b="0"/>
+            <wp:docPr id="1638532910" name="Picture 6"/>
+            <wp:cNvGraphicFramePr>
+              <a:graphicFrameLocks xmlns:a="http://schemas.openxmlformats.org/drawingml/2006/main" noChangeAspect="1"/>
+            </wp:cNvGraphicFramePr>
+            <a:graphic xmlns:a="http://schemas.openxmlformats.org/drawingml/2006/main">
+              <a:graphicData uri="http://schemas.openxmlformats.org/drawingml/2006/picture">
+                <pic:pic xmlns:pic="http://schemas.openxmlformats.org/drawingml/2006/picture">
+                  <pic:nvPicPr>
+                    <pic:cNvPr id="1638532910" name="Picture 6"/>
+                    <pic:cNvPicPr/>
+                  </pic:nvPicPr>
+                  <pic:blipFill>
+                    <a:blip r:embed="rId4" cstate="print">
+                      <a:extLst>
+                        <a:ext uri="{28A0092B-C50C-407E-A947-70E740481C1C}">
+                          <a14:useLocalDpi xmlns:a14="http://schemas.microsoft.com/office/drawing/2010/main" val="0"/>
+                        </a:ext>
+                      </a:extLst>
+                    </a:blip>
+                    <a:stretch>
+                      <a:fillRect/>
+                    </a:stretch>
+                  </pic:blipFill>
+                  <pic:spPr>
+                    <a:xfrm>
+                      <a:off x="0" y="0"/>
+                      <a:ext cx="5824737" cy="2064869"/>
+                    </a:xfrm>
+                    <a:prstGeom prst="rect">
+                      <a:avLst/>
+                    </a:prstGeom>
+                  </pic:spPr>
+                </pic:pic>
+              </a:graphicData>
+            </a:graphic>
+          </wp:inline>
+        </w:drawing>
+      </w:r>
+      <w:r>
+        <w:rPr>
+          <w:b/>
+          <w:bCs/>
+          <w:color w:val="002060"/>
+          <w:sz w:val="96"/>
+          <w:szCs w:val="96"/>
+        </w:rPr>
+        <w:t>Game Day Shorts</w:t>
+      </w:r>
+    </w:p>
+    <w:p>
+      <w:pPr>
+        <w:spacing w:after="0"/>
+        <w:jc w:val="center"/>
+        <w:rPr>
+          <w:b/>
+          <w:bCs/>
+          <w:color w:val="002060"/>
+          <w:sz w:val="96"/>
+          <w:szCs w:val="96"/>
+        </w:rPr>
+      </w:pPr>
+      <w:r>
+        <w:rPr>
+          <w:b/>
+          <w:bCs/>
+          <w:color w:val="002060"/>
+          <w:sz w:val="96"/>
+          <w:szCs w:val="96"/>
+        </w:rPr>
+        <w:t>Home (Blue)</w:t>
+      </w:r>
+    </w:p>
+    <w:p>
+      <w:pPr>
+        <w:jc w:val="center"/>
+        <w:rPr>
+          <w:b/>
+          <w:bCs/>
+          <w:color w:val="002060"/>
+          <w:sz w:val="96"/>
+          <w:szCs w:val="96"/>
+        </w:rPr>
+      </w:pPr>
+      <w:r>
+        <w:rPr>
+          <w:noProof/>
+        </w:rPr>
+        <w:drawing>
+          <wp:inline distT="0" distB="0" distL="0" distR="0" wp14:anchorId="52939756" wp14:editId="5328FACC">
+            <wp:extent cx="1143000" cy="1143000"/>
+            <wp:effectExtent l="0" t="0" r="0" b="0"/>
+            <wp:docPr id="264949330" name="Picture 3"/>
+            <wp:cNvGraphicFramePr>
+              <a:graphicFrameLocks xmlns:a="http://schemas.openxmlformats.org/drawingml/2006/main" noChangeAspect="1"/>
+            </wp:cNvGraphicFramePr>
+            <a:graphic xmlns:a="http://schemas.openxmlformats.org/drawingml/2006/main">
+              <a:graphicData uri="http://schemas.openxmlformats.org/drawingml/2006/picture">
+                <pic:pic xmlns:pic="http://schemas.openxmlformats.org/drawingml/2006/picture">
+                  <pic:nvPicPr>
+                    <pic:cNvPr id="0" name="Picture 8"/>
+                    <pic:cNvPicPr>
+                      <a:picLocks noChangeAspect="1" noChangeArrowheads="1"/>
+                    </pic:cNvPicPr>
+                  </pic:nvPicPr>
+                  <pic:blipFill>
+                    <a:blip r:embed="rId5">
+                      <a:extLst>
+                        <a:ext uri="{28A0092B-C50C-407E-A947-70E740481C1C}">
+                          <a14:useLocalDpi xmlns:a14="http://schemas.microsoft.com/office/drawing/2010/main" val="0"/>
+                        </a:ext>
+                      </a:extLst>
+                    </a:blip>
+                    <a:srcRect/>
+                    <a:stretch>
+                      <a:fillRect/>
+                    </a:stretch>
+                  </pic:blipFill>
+                  <pic:spPr bwMode="auto">
+                    <a:xfrm>
+                      <a:off x="0" y="0"/>
+                      <a:ext cx="1143000" cy="1143000"/>
+                    </a:xfrm>
+                    <a:prstGeom prst="rect">
+                      <a:avLst/>
+                    </a:prstGeom>
+                    <a:noFill/>
+                    <a:ln>
+                      <a:noFill/>
+                    </a:ln>
+                  </pic:spPr>
+                </pic:pic>
+              </a:graphicData>
+            </a:graphic>
+          </wp:inline>
+        </w:drawing>
+      </w:r>
+    </w:p>
+    <w:p>
+      <w:pPr>
+        <w:rPr>
+          <w:noProof/>
+        </w:rPr>
+      </w:pPr>
+    </w:p>
+    <w:p>
+      <w:pPr>
+        <w:spacing w:after="0"/>
+        <w:jc w:val="center"/>
+      </w:pPr>
+      <w:r>
+        <w:rPr>
+          <w:noProof/>
+        </w:rPr>
+        <w:drawing>
+          <wp:inline distT="0" distB="0" distL="0" distR="0" wp14:anchorId="541BBF92" wp14:editId="09A04FFB">
+            <wp:extent cx="5824737" cy="2064869"/>
+            <wp:effectExtent l="0" t="0" r="0" b="0"/>
+            <wp:docPr id="199801367" name="Picture 6"/>
+            <wp:cNvGraphicFramePr>
+              <a:graphicFrameLocks xmlns:a="http://schemas.openxmlformats.org/drawingml/2006/main" noChangeAspect="1"/>
+            </wp:cNvGraphicFramePr>
+            <a:graphic xmlns:a="http://schemas.openxmlformats.org/drawingml/2006/main">
+              <a:graphicData uri="http://schemas.openxmlformats.org/drawingml/2006/picture">
+                <pic:pic xmlns:pic="http://schemas.openxmlformats.org/drawingml/2006/picture">
+                  <pic:nvPicPr>
+                    <pic:cNvPr id="199801367" name="Picture 6"/>
+                    <pic:cNvPicPr/>
+                  </pic:nvPicPr>
+                  <pic:blipFill>
+                    <a:blip r:embed="rId4" cstate="print">
+                      <a:extLst>
+                        <a:ext uri="{28A0092B-C50C-407E-A947-70E740481C1C}">
+                          <a14:useLocalDpi xmlns:a14="http://schemas.microsoft.com/office/drawing/2010/main" val="0"/>
+                        </a:ext>
+                      </a:extLst>
+                    </a:blip>
+                    <a:stretch>
+                      <a:fillRect/>
+                    </a:stretch>
+                  </pic:blipFill>
+                  <pic:spPr>
+                    <a:xfrm>
+                      <a:off x="0" y="0"/>
+                      <a:ext cx="5824737" cy="2064869"/>
+                    </a:xfrm>
+                    <a:prstGeom prst="rect">
+                      <a:avLst/>
+                    </a:prstGeom>
+                  </pic:spPr>
+                </pic:pic>
+              </a:graphicData>
+            </a:graphic>
+          </wp:inline>
+        </w:drawing>
+      </w:r>
+      <w:r>
+        <w:rPr>
+          <w:b/>
+          <w:bCs/>
+          <w:color w:val="002060"/>
+          <w:sz w:val="96"/>
+          <w:szCs w:val="96"/>
+        </w:rPr>
+        <w:t>Game Day Shorts</w:t>
+      </w:r>
+    </w:p>
+    <w:p>
+      <w:pPr>
+        <w:spacing w:after="0"/>
+        <w:jc w:val="center"/>
+        <w:rPr>
+          <w:b/>
+          <w:bCs/>
+          <w:color w:val="002060"/>
+          <w:sz w:val="96"/>
+          <w:szCs w:val="96"/>
+        </w:rPr>
+      </w:pPr>
+      <w:r>
+        <w:rPr>
+          <w:b/>
+          <w:bCs/>
+          <w:color w:val="002060"/>
+          <w:sz w:val="96"/>
+          <w:szCs w:val="96"/>
+        </w:rPr>
+        <w:t>Away</w:t>
+      </w:r>
+      <w:r>
+        <w:rPr>
+          <w:b/>
+          <w:bCs/>
+          <w:color w:val="002060"/>
+          <w:sz w:val="96"/>
+          <w:szCs w:val="96"/>
+        </w:rPr>
+        <w:t xml:space="preserve"> (</w:t>
+      </w:r>
+      <w:r>
+        <w:rPr>
+          <w:b/>
+          <w:bCs/>
+          <w:color w:val="002060"/>
+          <w:sz w:val="96"/>
+          <w:szCs w:val="96"/>
+        </w:rPr>
+        <w:t>White</w:t>
+      </w:r>
+      <w:r>
+        <w:rPr>
+          <w:b/>
+          <w:bCs/>
+          <w:color w:val="002060"/>
+          <w:sz w:val="96"/>
+          <w:szCs w:val="96"/>
+        </w:rPr>
+        <w:t>)</w:t>
+      </w:r>
+    </w:p>
+    <w:p>
+      <w:pPr>
+        <w:jc w:val="center"/>
+        <w:rPr>
+          <w:b/>
+          <w:bCs/>
+          <w:color w:val="002060"/>
+          <w:sz w:val="96"/>
+          <w:szCs w:val="96"/>
+        </w:rPr>
+      </w:pPr>
+      <w:r>
+        <w:rPr>
+          <w:noProof/>
+        </w:rPr>
+        <w:drawing>
+          <wp:inline distT="0" distB="0" distL="0" distR="0" wp14:anchorId="6DF7D5DD" wp14:editId="48846288">
+            <wp:extent cx="1143000" cy="1143000"/>
+            <wp:effectExtent l="0" t="0" r="0" b="0"/>
+            <wp:docPr id="1577847503" name="Picture 4"/>
+            <wp:cNvGraphicFramePr>
+              <a:graphicFrameLocks xmlns:a="http://schemas.openxmlformats.org/drawingml/2006/main" noChangeAspect="1"/>
+            </wp:cNvGraphicFramePr>
+            <a:graphic xmlns:a="http://schemas.openxmlformats.org/drawingml/2006/main">
+              <a:graphicData uri="http://schemas.openxmlformats.org/drawingml/2006/picture">
+                <pic:pic xmlns:pic="http://schemas.openxmlformats.org/drawingml/2006/picture">
+                  <pic:nvPicPr>
+                    <pic:cNvPr id="0" name="Picture 10"/>
+                    <pic:cNvPicPr>
+                      <a:picLocks noChangeAspect="1" noChangeArrowheads="1"/>
+                    </pic:cNvPicPr>
+                  </pic:nvPicPr>
+                  <pic:blipFill>
+                    <a:blip r:embed="rId6">
+                      <a:extLst>
+                        <a:ext uri="{28A0092B-C50C-407E-A947-70E740481C1C}">
+                          <a14:useLocalDpi xmlns:a14="http://schemas.microsoft.com/office/drawing/2010/main" val="0"/>
+                        </a:ext>
+                      </a:extLst>
+                    </a:blip>
+                    <a:srcRect/>
+                    <a:stretch>
+                      <a:fillRect/>
+                    </a:stretch>
+                  </pic:blipFill>
+                  <pic:spPr bwMode="auto">
+                    <a:xfrm>
+                      <a:off x="0" y="0"/>
+                      <a:ext cx="1143000" cy="1143000"/>
+                    </a:xfrm>
+                    <a:prstGeom prst="rect">
+                      <a:avLst/>
+                    </a:prstGeom>
+                    <a:noFill/>
+                    <a:ln>
+                      <a:noFill/>
+                    </a:ln>
+                  </pic:spPr>
+                </pic:pic>
+              </a:graphicData>
+            </a:graphic>
+          </wp:inline>
+        </w:drawing>
+      </w:r>
+    </w:p>
+    <w:p>
+      <w:pPr>
+        <w:spacing w:after="0"/>
+        <w:jc w:val="center"/>
+      </w:pPr>
+      <w:r>
+        <w:rPr>
+          <w:noProof/>
+        </w:rPr>
+        <w:drawing>
+          <wp:inline distT="0" distB="0" distL="0" distR="0" wp14:anchorId="2936443E" wp14:editId="0FF37370">
+            <wp:extent cx="5824737" cy="2064869"/>
+            <wp:effectExtent l="0" t="0" r="0" b="0"/>
+            <wp:docPr id="1984021115" name="Picture 6"/>
+            <wp:cNvGraphicFramePr>
+              <a:graphicFrameLocks xmlns:a="http://schemas.openxmlformats.org/drawingml/2006/main" noChangeAspect="1"/>
+            </wp:cNvGraphicFramePr>
+            <a:graphic xmlns:a="http://schemas.openxmlformats.org/drawingml/2006/main">
+              <a:graphicData uri="http://schemas.openxmlformats.org/drawingml/2006/picture">
+                <pic:pic xmlns:pic="http://schemas.openxmlformats.org/drawingml/2006/picture">
+                  <pic:nvPicPr>
+                    <pic:cNvPr id="1984021115" name="Picture 6"/>
+                    <pic:cNvPicPr/>
+                  </pic:nvPicPr>
+                  <pic:blipFill>
+                    <a:blip r:embed="rId4" cstate="print">
+                      <a:extLst>
+                        <a:ext uri="{28A0092B-C50C-407E-A947-70E740481C1C}">
+                          <a14:useLocalDpi xmlns:a14="http://schemas.microsoft.com/office/drawing/2010/main" val="0"/>
+                        </a:ext>
+                      </a:extLst>
+                    </a:blip>
+                    <a:stretch>
+                      <a:fillRect/>
+                    </a:stretch>
+                  </pic:blipFill>
+                  <pic:spPr>
+                    <a:xfrm>
+                      <a:off x="0" y="0"/>
+                      <a:ext cx="5824737" cy="2064869"/>
+                    </a:xfrm>
+                    <a:prstGeom prst="rect">
+                      <a:avLst/>
+                    </a:prstGeom>
+                  </pic:spPr>
+                </pic:pic>
+              </a:graphicData>
+            </a:graphic>
+          </wp:inline>
+        </w:drawing>
+      </w:r>
+      <w:r>
+        <w:rPr>
+          <w:b/>
+          <w:bCs/>
+          <w:color w:val="002060"/>
+          <w:sz w:val="96"/>
+          <w:szCs w:val="96"/>
+        </w:rPr>
+        <w:t>Game Day Shorts</w:t>
+      </w:r>
+    </w:p>
+    <w:p>
+      <w:pPr>
+        <w:spacing w:after="0"/>
+        <w:jc w:val="center"/>
+        <w:rPr>
+          <w:b/>
+          <w:bCs/>
+          <w:color w:val="002060"/>
+          <w:sz w:val="96"/>
+          <w:szCs w:val="96"/>
+        </w:rPr>
+      </w:pPr>
+      <w:r>
+        <w:rPr>
+          <w:b/>
+          <w:bCs/>
+          <w:color w:val="002060"/>
+          <w:sz w:val="96"/>
+          <w:szCs w:val="96"/>
+        </w:rPr>
+        <w:t>Away</w:t>
+      </w:r>
+      <w:r>
+        <w:rPr>
+          <w:b/>
+          <w:bCs/>
+          <w:color w:val="002060"/>
+          <w:sz w:val="96"/>
+          <w:szCs w:val="96"/>
+        </w:rPr>
+        <w:t xml:space="preserve"> (</w:t>
+      </w:r>
+      <w:r>
+        <w:rPr>
+          <w:b/>
+          <w:bCs/>
+          <w:color w:val="002060"/>
+          <w:sz w:val="96"/>
+          <w:szCs w:val="96"/>
+        </w:rPr>
+        <w:t>White</w:t>
+      </w:r>
+      <w:r>
+        <w:rPr>
+          <w:b/>
+          <w:bCs/>
+          <w:color w:val="002060"/>
+          <w:sz w:val="96"/>
+          <w:szCs w:val="96"/>
+        </w:rPr>
+        <w:t>)</w:t>
+      </w:r>
+    </w:p>
+    <w:p>
+      <w:pPr>
+        <w:jc w:val="center"/>
+        <w:rPr>
+          <w:b/>
+          <w:bCs/>
+          <w:color w:val="002060"/>
+          <w:sz w:val="96"/>
+          <w:szCs w:val="96"/>
+        </w:rPr>
+      </w:pPr>
+      <w:r>
+        <w:rPr>
+          <w:noProof/>
+        </w:rPr>
+        <w:lastRenderedPageBreak/>
+        <w:drawing>
+          <wp:inline distT="0" distB="0" distL="0" distR="0" wp14:anchorId="79AE74B6" wp14:editId="3348545C">
+            <wp:extent cx="1143000" cy="1143000"/>
+            <wp:effectExtent l="0" t="0" r="0" b="0"/>
+            <wp:docPr id="553409350" name="Picture 5"/>
+            <wp:cNvGraphicFramePr>
+              <a:graphicFrameLocks xmlns:a="http://schemas.openxmlformats.org/drawingml/2006/main" noChangeAspect="1"/>
+            </wp:cNvGraphicFramePr>
+            <a:graphic xmlns:a="http://schemas.openxmlformats.org/drawingml/2006/main">
+              <a:graphicData uri="http://schemas.openxmlformats.org/drawingml/2006/picture">
+                <pic:pic xmlns:pic="http://schemas.openxmlformats.org/drawingml/2006/picture">
+                  <pic:nvPicPr>
+                    <pic:cNvPr id="0" name="Picture 12"/>
+                    <pic:cNvPicPr>
+                      <a:picLocks noChangeAspect="1" noChangeArrowheads="1"/>
+                    </pic:cNvPicPr>
+                  </pic:nvPicPr>
+                  <pic:blipFill>
+                    <a:blip r:embed="rId6">
+                      <a:extLst>
+                        <a:ext uri="{28A0092B-C50C-407E-A947-70E740481C1C}">
+                          <a14:useLocalDpi xmlns:a14="http://schemas.microsoft.com/office/drawing/2010/main" val="0"/>
+                        </a:ext>
+                      </a:extLst>
+                    </a:blip>
+                    <a:srcRect/>
+                    <a:stretch>
+                      <a:fillRect/>
+                    </a:stretch>
+                  </pic:blipFill>
+                  <pic:spPr bwMode="auto">
+                    <a:xfrm>
+                      <a:off x="0" y="0"/>
+                      <a:ext cx="1143000" cy="1143000"/>
+                    </a:xfrm>
+                    <a:prstGeom prst="rect">
+                      <a:avLst/>
+                    </a:prstGeom>
+                    <a:noFill/>
+                    <a:ln>
+                      <a:noFill/>
+                    </a:ln>
+                  </pic:spPr>
+                </pic:pic>
+              </a:graphicData>
+            </a:graphic>
+          </wp:inline>
+        </w:drawing>
+      </w:r>
+    </w:p>
+    <w:p>
+      <w:pPr>
+        <w:jc w:val="center"/>
+      </w:pPr>
+      <w:r>
+        <w:rPr>
+          <w:noProof/>
+        </w:rPr>
+        <w:br w:type="page"/>
+      </w:r>
+      <w:r>
+        <w:rPr>
+          <w:noProof/>
+        </w:rPr>
+        <w:lastRenderedPageBreak/>
+        <w:drawing>
+          <wp:inline distT="0" distB="0" distL="0" distR="0" wp14:anchorId="3F6EA278" wp14:editId="2FC0BBDA">
+            <wp:extent cx="5824737" cy="2064869"/>
+            <wp:effectExtent l="0" t="0" r="0" b="0"/>
+            <wp:docPr id="2057678118" name="Picture 6"/>
+            <wp:cNvGraphicFramePr>
+              <a:graphicFrameLocks xmlns:a="http://schemas.openxmlformats.org/drawingml/2006/main" noChangeAspect="1"/>
+            </wp:cNvGraphicFramePr>
+            <a:graphic xmlns:a="http://schemas.openxmlformats.org/drawingml/2006/main">
+              <a:graphicData uri="http://schemas.openxmlformats.org/drawingml/2006/picture">
+                <pic:pic xmlns:pic="http://schemas.openxmlformats.org/drawingml/2006/picture">
+                  <pic:nvPicPr>
+                    <pic:cNvPr id="2057678118" name="Picture 6"/>
+                    <pic:cNvPicPr/>
+                  </pic:nvPicPr>
+                  <pic:blipFill>
+                    <a:blip r:embed="rId4" cstate="print">
+                      <a:extLst>
+                        <a:ext uri="{28A0092B-C50C-407E-A947-70E740481C1C}">
+                          <a14:useLocalDpi xmlns:a14="http://schemas.microsoft.com/office/drawing/2010/main" val="0"/>
+                        </a:ext>
+                      </a:extLst>
+                    </a:blip>
+                    <a:stretch>
+                      <a:fillRect/>
+                    </a:stretch>
+                  </pic:blipFill>
+                  <pic:spPr>
+                    <a:xfrm>
+                      <a:off x="0" y="0"/>
+                      <a:ext cx="5824737" cy="2064869"/>
+                    </a:xfrm>
+                    <a:prstGeom prst="rect">
+                      <a:avLst/>
+                    </a:prstGeom>
+                  </pic:spPr>
+                </pic:pic>
+              </a:graphicData>
+            </a:graphic>
+          </wp:inline>
+        </w:drawing>
+      </w:r>
+      <w:r>
+        <w:rPr>
+          <w:b/>
+          <w:bCs/>
+          <w:color w:val="002060"/>
+          <w:sz w:val="96"/>
+          <w:szCs w:val="96"/>
+        </w:rPr>
+        <w:t>Training</w:t>
+      </w:r>
+      <w:r>
+        <w:rPr>
+          <w:b/>
+          <w:bCs/>
+          <w:color w:val="002060"/>
+          <w:sz w:val="96"/>
+          <w:szCs w:val="96"/>
+        </w:rPr>
+        <w:t xml:space="preserve"> Shorts</w:t>
+      </w:r>
+    </w:p>
+    <w:p>
+      <w:pPr>
+        <w:jc w:val="center"/>
+        <w:rPr>
+          <w:b/>
+          <w:bCs/>
+          <w:color w:val="002060"/>
+          <w:sz w:val="96"/>
+          <w:szCs w:val="96"/>
+        </w:rPr>
+      </w:pPr>
+      <w:r>
+        <w:rPr>
+          <w:noProof/>
+        </w:rPr>
+        <w:drawing>
+          <wp:inline distT="0" distB="0" distL="0" distR="0" wp14:anchorId="0FAA0C18" wp14:editId="0B6B5106">
+            <wp:extent cx="1143000" cy="1143000"/>
+            <wp:effectExtent l="0" t="0" r="0" b="0"/>
+            <wp:docPr id="753511348" name="Picture 6"/>
+            <wp:cNvGraphicFramePr>
+              <a:graphicFrameLocks xmlns:a="http://schemas.openxmlformats.org/drawingml/2006/main" noChangeAspect="1"/>
+            </wp:cNvGraphicFramePr>
+            <a:graphic xmlns:a="http://schemas.openxmlformats.org/drawingml/2006/main">
+              <a:graphicData uri="http://schemas.openxmlformats.org/drawingml/2006/picture">
+                <pic:pic xmlns:pic="http://schemas.openxmlformats.org/drawingml/2006/picture">
+                  <pic:nvPicPr>
+                    <pic:cNvPr id="0" name="Picture 14"/>
+                    <pic:cNvPicPr>
+                      <a:picLocks noChangeAspect="1" noChangeArrowheads="1"/>
+                    </pic:cNvPicPr>
+                  </pic:nvPicPr>
+                  <pic:blipFill>
+                    <a:blip r:embed="rId7">
+                      <a:extLst>
+                        <a:ext uri="{28A0092B-C50C-407E-A947-70E740481C1C}">
+                          <a14:useLocalDpi xmlns:a14="http://schemas.microsoft.com/office/drawing/2010/main" val="0"/>
+                        </a:ext>
+                      </a:extLst>
+                    </a:blip>
+                    <a:srcRect/>
+                    <a:stretch>
+                      <a:fillRect/>
+                    </a:stretch>
+                  </pic:blipFill>
+                  <pic:spPr bwMode="auto">
+                    <a:xfrm>
+                      <a:off x="0" y="0"/>
+                      <a:ext cx="1143000" cy="1143000"/>
+                    </a:xfrm>
+                    <a:prstGeom prst="rect">
+                      <a:avLst/>
+                    </a:prstGeom>
+                    <a:noFill/>
+                    <a:ln>
+                      <a:noFill/>
+                    </a:ln>
+                  </pic:spPr>
+                </pic:pic>
+              </a:graphicData>
+            </a:graphic>
+          </wp:inline>
+        </w:drawing>
+      </w:r>
+    </w:p>
+    <w:p>
+      <w:pPr>
+        <w:jc w:val="center"/>
+        <w:rPr>
+          <w:b/>
+          <w:bCs/>
+          <w:color w:val="002060"/>
+          <w:sz w:val="96"/>
+          <w:szCs w:val="96"/>
+        </w:rPr>
+      </w:pPr>
+    </w:p>
+    <w:p>
+      <w:pPr>
+        <w:jc w:val="center"/>
+        <w:rPr>
+          <w:b/>
+          <w:bCs/>
+          <w:color w:val="002060"/>
+          <w:sz w:val="96"/>
+          <w:szCs w:val="96"/>
+        </w:rPr>
+      </w:pPr>
+      <w:r>
+        <w:rPr>
+          <w:noProof/>
+        </w:rPr>
+        <w:drawing>
+          <wp:inline distT="0" distB="0" distL="0" distR="0" wp14:anchorId="5FD3C49C" wp14:editId="1772F229">
+            <wp:extent cx="5824737" cy="2064869"/>
+            <wp:effectExtent l="0" t="0" r="0" b="0"/>
+            <wp:docPr id="1586184137" name="Picture 6"/>
+            <wp:cNvGraphicFramePr>
+              <a:graphicFrameLocks xmlns:a="http://schemas.openxmlformats.org/drawingml/2006/main" noChangeAspect="1"/>
+            </wp:cNvGraphicFramePr>
+            <a:graphic xmlns:a="http://schemas.openxmlformats.org/drawingml/2006/main">
+              <a:graphicData uri="http://schemas.openxmlformats.org/drawingml/2006/picture">
+                <pic:pic xmlns:pic="http://schemas.openxmlformats.org/drawingml/2006/picture">
+                  <pic:nvPicPr>
+                    <pic:cNvPr id="1586184137" name="Picture 6"/>
+                    <pic:cNvPicPr/>
+                  </pic:nvPicPr>
+                  <pic:blipFill>
+                    <a:blip r:embed="rId4" cstate="print">
+                      <a:extLst>
+                        <a:ext uri="{28A0092B-C50C-407E-A947-70E740481C1C}">
+                          <a14:useLocalDpi xmlns:a14="http://schemas.microsoft.com/office/drawing/2010/main" val="0"/>
+                        </a:ext>
+                      </a:extLst>
+                    </a:blip>
+                    <a:stretch>
+                      <a:fillRect/>
+                    </a:stretch>
+                  </pic:blipFill>
+                  <pic:spPr>
+                    <a:xfrm>
+                      <a:off x="0" y="0"/>
+                      <a:ext cx="5824737" cy="2064869"/>
+                    </a:xfrm>
+                    <a:prstGeom prst="rect">
+                      <a:avLst/>
+                    </a:prstGeom>
+                  </pic:spPr>
+                </pic:pic>
+              </a:graphicData>
+            </a:graphic>
+          </wp:inline>
+        </w:drawing>
+      </w:r>
+      <w:r>
+        <w:rPr>
+          <w:b/>
+          <w:bCs/>
+          <w:color w:val="002060"/>
+          <w:sz w:val="96"/>
+          <w:szCs w:val="96"/>
+        </w:rPr>
+        <w:t>Training</w:t>
+      </w:r>
+      <w:r>
+        <w:rPr>
+          <w:b/>
+          <w:bCs/>
+          <w:color w:val="002060"/>
+          <w:sz w:val="96"/>
+          <w:szCs w:val="96"/>
+        </w:rPr>
+        <w:t xml:space="preserve"> Shorts</w:t>
+      </w:r>
+    </w:p>
+    <w:p>
+      <w:pPr>
+        <w:jc w:val="center"/>
+      </w:pPr>
+      <w:r>
+        <w:rPr>
+          <w:noProof/>
+        </w:rPr>
+        <w:drawing>
+          <wp:inline distT="0" distB="0" distL="0" distR="0" wp14:anchorId="1F9DC2BC" wp14:editId="752B6435">
+            <wp:extent cx="1143000" cy="1143000"/>
+            <wp:effectExtent l="0" t="0" r="0" b="0"/>
+            <wp:docPr id="1264215039" name="Picture 7"/>
+            <wp:cNvGraphicFramePr>
+              <a:graphicFrameLocks xmlns:a="http://schemas.openxmlformats.org/drawingml/2006/main" noChangeAspect="1"/>
+            </wp:cNvGraphicFramePr>
+            <a:graphic xmlns:a="http://schemas.openxmlformats.org/drawingml/2006/main">
+              <a:graphicData uri="http://schemas.openxmlformats.org/drawingml/2006/picture">
+                <pic:pic xmlns:pic="http://schemas.openxmlformats.org/drawingml/2006/picture">
+                  <pic:nvPicPr>
+                    <pic:cNvPr id="0" name="Picture 16"/>
+                    <pic:cNvPicPr>
+                      <a:picLocks noChangeAspect="1" noChangeArrowheads="1"/>
+                    </pic:cNvPicPr>
+                  </pic:nvPicPr>
+                  <pic:blipFill>
+                    <a:blip r:embed="rId7">
+                      <a:extLst>
+                        <a:ext uri="{28A0092B-C50C-407E-A947-70E740481C1C}">
+                          <a14:useLocalDpi xmlns:a14="http://schemas.microsoft.com/office/drawing/2010/main" val="0"/>
+                        </a:ext>
+                      </a:extLst>
+                    </a:blip>
+                    <a:srcRect/>
+                    <a:stretch>
+                      <a:fillRect/>
+                    </a:stretch>
+                  </pic:blipFill>
+                  <pic:spPr bwMode="auto">
+                    <a:xfrm>
+                      <a:off x="0" y="0"/>
+                      <a:ext cx="1143000" cy="1143000"/>
+                    </a:xfrm>
+                    <a:prstGeom prst="rect">
+                      <a:avLst/>
+                    </a:prstGeom>
+                    <a:noFill/>
+                    <a:ln>
+                      <a:noFill/>
+                    </a:ln>
+                  </pic:spPr>
+                </pic:pic>
+              </a:graphicData>
+            </a:graphic>
+          </wp:inline>
+        </w:drawing>
+      </w:r>
+    </w:p>
+    <w:p>
+      <w:pPr>
+        <w:rPr>
+          <w:noProof/>
+        </w:rPr>
+      </w:pPr>
+    </w:p>
+    <w:p>
+      <w:pPr>
+        <w:jc w:val="center"/>
+        <w:rPr>
+          <w:b/>
+          <w:bCs/>
+          <w:color w:val="002060"/>
+          <w:sz w:val="96"/>
+          <w:szCs w:val="96"/>
+        </w:rPr>
+      </w:pPr>
+      <w:r>
+        <w:rPr>
+          <w:noProof/>
+        </w:rPr>
+        <w:lastRenderedPageBreak/>
+        <w:drawing>
+          <wp:inline distT="0" distB="0" distL="0" distR="0" wp14:anchorId="2C7281AB" wp14:editId="587EE70E">
+            <wp:extent cx="5824737" cy="2064869"/>
+            <wp:effectExtent l="0" t="0" r="0" b="0"/>
+            <wp:docPr id="1338477786" name="Picture 6"/>
+            <wp:cNvGraphicFramePr>
+              <a:graphicFrameLocks xmlns:a="http://schemas.openxmlformats.org/drawingml/2006/main" noChangeAspect="1"/>
+            </wp:cNvGraphicFramePr>
+            <a:graphic xmlns:a="http://schemas.openxmlformats.org/drawingml/2006/main">
+              <a:graphicData uri="http://schemas.openxmlformats.org/drawingml/2006/picture">
+                <pic:pic xmlns:pic="http://schemas.openxmlformats.org/drawingml/2006/picture">
+                  <pic:nvPicPr>
+                    <pic:cNvPr id="1338477786" name="Picture 6"/>
+                    <pic:cNvPicPr/>
+                  </pic:nvPicPr>
+                  <pic:blipFill>
+                    <a:blip r:embed="rId4" cstate="print">
+                      <a:extLst>
+                        <a:ext uri="{28A0092B-C50C-407E-A947-70E740481C1C}">
+                          <a14:useLocalDpi xmlns:a14="http://schemas.microsoft.com/office/drawing/2010/main" val="0"/>
+                        </a:ext>
+                      </a:extLst>
+                    </a:blip>
+                    <a:stretch>
+                      <a:fillRect/>
+                    </a:stretch>
+                  </pic:blipFill>
+                  <pic:spPr>
+                    <a:xfrm>
+                      <a:off x="0" y="0"/>
+                      <a:ext cx="5824737" cy="2064869"/>
+                    </a:xfrm>
+                    <a:prstGeom prst="rect">
+                      <a:avLst/>
+                    </a:prstGeom>
+                  </pic:spPr>
+                </pic:pic>
+              </a:graphicData>
+            </a:graphic>
+          </wp:inline>
+        </w:drawing>
+      </w:r>
+      <w:r>
+        <w:rPr>
+          <w:b/>
+          <w:bCs/>
+          <w:color w:val="002060"/>
+          <w:sz w:val="96"/>
+          <w:szCs w:val="96"/>
+        </w:rPr>
+        <w:t>Game Day S</w:t>
+      </w:r>
+      <w:r>
+        <w:rPr>
+          <w:b/>
+          <w:bCs/>
+          <w:color w:val="002060"/>
+          <w:sz w:val="96"/>
+          <w:szCs w:val="96"/>
+        </w:rPr>
+        <w:t>ocks</w:t>
+      </w:r>
+    </w:p>
+    <w:p>
+      <w:pPr>
+        <w:jc w:val="center"/>
+        <w:rPr>
+          <w:b/>
+          <w:bCs/>
+          <w:color w:val="002060"/>
+          <w:sz w:val="96"/>
+          <w:szCs w:val="96"/>
+        </w:rPr>
+      </w:pPr>
+      <w:r>
+        <w:rPr>
+          <w:noProof/>
+        </w:rPr>
+        <w:drawing>
+          <wp:inline distT="0" distB="0" distL="0" distR="0" wp14:anchorId="1272F042" wp14:editId="0F24D495">
+            <wp:extent cx="1143000" cy="1143000"/>
+            <wp:effectExtent l="0" t="0" r="0" b="0"/>
+            <wp:docPr id="36137584" name="Picture 8"/>
+            <wp:cNvGraphicFramePr>
+              <a:graphicFrameLocks xmlns:a="http://schemas.openxmlformats.org/drawingml/2006/main" noChangeAspect="1"/>
+            </wp:cNvGraphicFramePr>
+            <a:graphic xmlns:a="http://schemas.openxmlformats.org/drawingml/2006/main">
+              <a:graphicData uri="http://schemas.openxmlformats.org/drawingml/2006/picture">
+                <pic:pic xmlns:pic="http://schemas.openxmlformats.org/drawingml/2006/picture">
+                  <pic:nvPicPr>
+                    <pic:cNvPr id="0" name="Picture 18"/>
+                    <pic:cNvPicPr>
+                      <a:picLocks noChangeAspect="1" noChangeArrowheads="1"/>
+                    </pic:cNvPicPr>
+                  </pic:nvPicPr>
+                  <pic:blipFill>
+                    <a:blip r:embed="rId8">
+                      <a:extLst>
+                        <a:ext uri="{28A0092B-C50C-407E-A947-70E740481C1C}">
+                          <a14:useLocalDpi xmlns:a14="http://schemas.microsoft.com/office/drawing/2010/main" val="0"/>
+                        </a:ext>
+                      </a:extLst>
+                    </a:blip>
+                    <a:srcRect/>
+                    <a:stretch>
+                      <a:fillRect/>
+                    </a:stretch>
+                  </pic:blipFill>
+                  <pic:spPr bwMode="auto">
+                    <a:xfrm>
+                      <a:off x="0" y="0"/>
+                      <a:ext cx="1143000" cy="1143000"/>
+                    </a:xfrm>
+                    <a:prstGeom prst="rect">
+                      <a:avLst/>
+                    </a:prstGeom>
+                    <a:noFill/>
+                    <a:ln>
+                      <a:noFill/>
+                    </a:ln>
+                  </pic:spPr>
+                </pic:pic>
+              </a:graphicData>
+            </a:graphic>
+          </wp:inline>
+        </w:drawing>
+      </w:r>
+    </w:p>
+    <w:p>
+      <w:pPr>
+        <w:jc w:val="center"/>
+        <w:rPr>
+          <w:b/>
+          <w:bCs/>
+          <w:color w:val="002060"/>
+          <w:sz w:val="96"/>
+          <w:szCs w:val="96"/>
+        </w:rPr>
+      </w:pPr>
+    </w:p>
+    <w:p>
+      <w:pPr>
+        <w:jc w:val="center"/>
+        <w:rPr>
+          <w:b/>
+          <w:bCs/>
+          <w:color w:val="002060"/>
+          <w:sz w:val="96"/>
+          <w:szCs w:val="96"/>
+        </w:rPr>
+      </w:pPr>
+      <w:r>
+        <w:rPr>
+          <w:noProof/>
+        </w:rPr>
+        <w:drawing>
+          <wp:inline distT="0" distB="0" distL="0" distR="0" wp14:anchorId="573E26FA" wp14:editId="44FDD270">
+            <wp:extent cx="5824737" cy="2064869"/>
+            <wp:effectExtent l="0" t="0" r="0" b="0"/>
+            <wp:docPr id="160251454" name="Picture 6"/>
+            <wp:cNvGraphicFramePr>
+              <a:graphicFrameLocks xmlns:a="http://schemas.openxmlformats.org/drawingml/2006/main" noChangeAspect="1"/>
+            </wp:cNvGraphicFramePr>
+            <a:graphic xmlns:a="http://schemas.openxmlformats.org/drawingml/2006/main">
+              <a:graphicData uri="http://schemas.openxmlformats.org/drawingml/2006/picture">
+                <pic:pic xmlns:pic="http://schemas.openxmlformats.org/drawingml/2006/picture">
+                  <pic:nvPicPr>
+                    <pic:cNvPr id="160251454" name="Picture 6"/>
+                    <pic:cNvPicPr/>
+                  </pic:nvPicPr>
+                  <pic:blipFill>
+                    <a:blip r:embed="rId4" cstate="print">
+                      <a:extLst>
+                        <a:ext uri="{28A0092B-C50C-407E-A947-70E740481C1C}">
+                          <a14:useLocalDpi xmlns:a14="http://schemas.microsoft.com/office/drawing/2010/main" val="0"/>
+                        </a:ext>
+                      </a:extLst>
+                    </a:blip>
+                    <a:stretch>
+                      <a:fillRect/>
+                    </a:stretch>
+                  </pic:blipFill>
+                  <pic:spPr>
+                    <a:xfrm>
+                      <a:off x="0" y="0"/>
+                      <a:ext cx="5824737" cy="2064869"/>
+                    </a:xfrm>
+                    <a:prstGeom prst="rect">
+                      <a:avLst/>
+                    </a:prstGeom>
+                  </pic:spPr>
+                </pic:pic>
+              </a:graphicData>
+            </a:graphic>
+          </wp:inline>
+        </w:drawing>
+      </w:r>
+      <w:r>
+        <w:rPr>
+          <w:b/>
+          <w:bCs/>
+          <w:color w:val="002060"/>
+          <w:sz w:val="96"/>
+          <w:szCs w:val="96"/>
+        </w:rPr>
+        <w:t xml:space="preserve"> Game Day S</w:t>
+      </w:r>
+      <w:r>
+        <w:rPr>
+          <w:b/>
+          <w:bCs/>
+          <w:color w:val="002060"/>
+          <w:sz w:val="96"/>
+          <w:szCs w:val="96"/>
+        </w:rPr>
+        <w:t>ocks</w:t>
+      </w:r>
+    </w:p>
+    <w:p>
+      <w:pPr>
+        <w:jc w:val="center"/>
+        <w:rPr>
+          <w:b/>
+          <w:bCs/>
+          <w:color w:val="002060"/>
+          <w:sz w:val="96"/>
+          <w:szCs w:val="96"/>
+        </w:rPr>
+      </w:pPr>
+      <w:r>
+        <w:rPr>
+          <w:noProof/>
+        </w:rPr>
+        <w:drawing>
+          <wp:inline distT="0" distB="0" distL="0" distR="0" wp14:anchorId="447D5341" wp14:editId="10C2DA36">
+            <wp:extent cx="1143000" cy="1143000"/>
+            <wp:effectExtent l="0" t="0" r="0" b="0"/>
+            <wp:docPr id="1761083305" name="Picture 9"/>
+            <wp:cNvGraphicFramePr>
+              <a:graphicFrameLocks xmlns:a="http://schemas.openxmlformats.org/drawingml/2006/main" noChangeAspect="1"/>
+            </wp:cNvGraphicFramePr>
+            <a:graphic xmlns:a="http://schemas.openxmlformats.org/drawingml/2006/main">
+              <a:graphicData uri="http://schemas.openxmlformats.org/drawingml/2006/picture">
+                <pic:pic xmlns:pic="http://schemas.openxmlformats.org/drawingml/2006/picture">
+                  <pic:nvPicPr>
+                    <pic:cNvPr id="0" name="Picture 20"/>
+                    <pic:cNvPicPr>
+                      <a:picLocks noChangeAspect="1" noChangeArrowheads="1"/>
+                    </pic:cNvPicPr>
+                  </pic:nvPicPr>
+                  <pic:blipFill>
+                    <a:blip r:embed="rId8">
+                      <a:extLst>
+                        <a:ext uri="{28A0092B-C50C-407E-A947-70E740481C1C}">
+                          <a14:useLocalDpi xmlns:a14="http://schemas.microsoft.com/office/drawing/2010/main" val="0"/>
+                        </a:ext>
+                      </a:extLst>
+                    </a:blip>
+                    <a:srcRect/>
+                    <a:stretch>
+                      <a:fillRect/>
+                    </a:stretch>
+                  </pic:blipFill>
+                  <pic:spPr bwMode="auto">
+                    <a:xfrm>
+                      <a:off x="0" y="0"/>
+                      <a:ext cx="1143000" cy="1143000"/>
+                    </a:xfrm>
+                    <a:prstGeom prst="rect">
+                      <a:avLst/>
+                    </a:prstGeom>
+                    <a:noFill/>
+                    <a:ln>
+                      <a:noFill/>
+                    </a:ln>
+                  </pic:spPr>
+                </pic:pic>
+              </a:graphicData>
+            </a:graphic>
+          </wp:inline>
+        </w:drawing>
+      </w:r>
+    </w:p>
+    <w:p>
+      <w:pPr>
+        <w:rPr>
+          <w:noProof/>
+        </w:rPr>
+      </w:pPr>
+      <w:r>
+        <w:rPr>
+          <w:noProof/>
+        </w:rPr>
+        <w:br w:type="page"/>
+      </w:r>
+    </w:p>
+    <w:p>
+      <w:pPr>
+        <w:jc w:val="center"/>
+        <w:rPr>
+          <w:b/>
+          <w:bCs/>
+          <w:color w:val="002060"/>
+          <w:sz w:val="96"/>
+          <w:szCs w:val="96"/>
+        </w:rPr>
+      </w:pPr>
+      <w:r>
+        <w:rPr>
+          <w:noProof/>
+        </w:rPr>
+        <w:lastRenderedPageBreak/>
+        <w:drawing>
+          <wp:inline distT="0" distB="0" distL="0" distR="0" wp14:anchorId="339E35B1" wp14:editId="3598E108">
+            <wp:extent cx="5824737" cy="2064869"/>
+            <wp:effectExtent l="0" t="0" r="0" b="0"/>
+            <wp:docPr id="1096308509" name="Picture 6"/>
+            <wp:cNvGraphicFramePr>
+              <a:graphicFrameLocks xmlns:a="http://schemas.openxmlformats.org/drawingml/2006/main" noChangeAspect="1"/>
+            </wp:cNvGraphicFramePr>
+            <a:graphic xmlns:a="http://schemas.openxmlformats.org/drawingml/2006/main">
+              <a:graphicData uri="http://schemas.openxmlformats.org/drawingml/2006/picture">
+                <pic:pic xmlns:pic="http://schemas.openxmlformats.org/drawingml/2006/picture">
+                  <pic:nvPicPr>
+                    <pic:cNvPr id="1096308509" name="Picture 6"/>
+                    <pic:cNvPicPr/>
+                  </pic:nvPicPr>
+                  <pic:blipFill>
+                    <a:blip r:embed="rId4" cstate="print">
+                      <a:extLst>
+                        <a:ext uri="{28A0092B-C50C-407E-A947-70E740481C1C}">
+                          <a14:useLocalDpi xmlns:a14="http://schemas.microsoft.com/office/drawing/2010/main" val="0"/>
+                        </a:ext>
+                      </a:extLst>
+                    </a:blip>
+                    <a:stretch>
+                      <a:fillRect/>
+                    </a:stretch>
+                  </pic:blipFill>
+                  <pic:spPr>
+                    <a:xfrm>
+                      <a:off x="0" y="0"/>
+                      <a:ext cx="5824737" cy="2064869"/>
+                    </a:xfrm>
+                    <a:prstGeom prst="rect">
+                      <a:avLst/>
+                    </a:prstGeom>
+                  </pic:spPr>
+                </pic:pic>
+              </a:graphicData>
+            </a:graphic>
+          </wp:inline>
+        </w:drawing>
+      </w:r>
+      <w:r>
+        <w:rPr>
+          <w:b/>
+          <w:bCs/>
+          <w:color w:val="002060"/>
+          <w:sz w:val="96"/>
+          <w:szCs w:val="96"/>
+        </w:rPr>
+        <w:t>Baseball Caps</w:t>
+      </w:r>
+    </w:p>
+    <w:p>
+      <w:pPr>
+        <w:jc w:val="center"/>
+        <w:rPr>
+          <w:b/>
+          <w:bCs/>
+          <w:color w:val="002060"/>
+          <w:sz w:val="96"/>
+          <w:szCs w:val="96"/>
+        </w:rPr>
+      </w:pPr>
+      <w:r>
+        <w:rPr>
+          <w:noProof/>
+        </w:rPr>
+        <w:drawing>
+          <wp:inline distT="0" distB="0" distL="0" distR="0" wp14:anchorId="69C80F30" wp14:editId="46128EDD">
+            <wp:extent cx="1143000" cy="1143000"/>
+            <wp:effectExtent l="0" t="0" r="0" b="0"/>
+            <wp:docPr id="107677215" name="Picture 10"/>
+            <wp:cNvGraphicFramePr>
+              <a:graphicFrameLocks xmlns:a="http://schemas.openxmlformats.org/drawingml/2006/main" noChangeAspect="1"/>
+            </wp:cNvGraphicFramePr>
+            <a:graphic xmlns:a="http://schemas.openxmlformats.org/drawingml/2006/main">
+              <a:graphicData uri="http://schemas.openxmlformats.org/drawingml/2006/picture">
+                <pic:pic xmlns:pic="http://schemas.openxmlformats.org/drawingml/2006/picture">
+                  <pic:nvPicPr>
+                    <pic:cNvPr id="0" name="Picture 22"/>
+                    <pic:cNvPicPr>
+                      <a:picLocks noChangeAspect="1" noChangeArrowheads="1"/>
+                    </pic:cNvPicPr>
+                  </pic:nvPicPr>
+                  <pic:blipFill>
+                    <a:blip r:embed="rId9">
+                      <a:extLst>
+                        <a:ext uri="{28A0092B-C50C-407E-A947-70E740481C1C}">
+                          <a14:useLocalDpi xmlns:a14="http://schemas.microsoft.com/office/drawing/2010/main" val="0"/>
+                        </a:ext>
+                      </a:extLst>
+                    </a:blip>
+                    <a:srcRect/>
+                    <a:stretch>
+                      <a:fillRect/>
+                    </a:stretch>
+                  </pic:blipFill>
+                  <pic:spPr bwMode="auto">
+                    <a:xfrm>
+                      <a:off x="0" y="0"/>
+                      <a:ext cx="1143000" cy="1143000"/>
+                    </a:xfrm>
+                    <a:prstGeom prst="rect">
+                      <a:avLst/>
+                    </a:prstGeom>
+                    <a:noFill/>
+                    <a:ln>
+                      <a:noFill/>
+                    </a:ln>
+                  </pic:spPr>
+                </pic:pic>
+              </a:graphicData>
+            </a:graphic>
+          </wp:inline>
+        </w:drawing>
+      </w:r>
+    </w:p>
+    <w:p>
+      <w:pPr>
+        <w:jc w:val="center"/>
+        <w:rPr>
+          <w:b/>
+          <w:bCs/>
+          <w:color w:val="002060"/>
+          <w:sz w:val="96"/>
+          <w:szCs w:val="96"/>
+        </w:rPr>
+      </w:pPr>
+    </w:p>
+    <w:p>
+      <w:pPr>
+        <w:jc w:val="center"/>
+        <w:rPr>
+          <w:b/>
+          <w:bCs/>
+          <w:color w:val="002060"/>
+          <w:sz w:val="96"/>
+          <w:szCs w:val="96"/>
+        </w:rPr>
+      </w:pPr>
+      <w:r>
+        <w:rPr>
+          <w:noProof/>
+        </w:rPr>
+        <w:drawing>
+          <wp:inline distT="0" distB="0" distL="0" distR="0" wp14:anchorId="2DAE4E22" wp14:editId="6725F0EF">
+            <wp:extent cx="5824737" cy="2064869"/>
+            <wp:effectExtent l="0" t="0" r="0" b="0"/>
+            <wp:docPr id="1261929233" name="Picture 6"/>
+            <wp:cNvGraphicFramePr>
+              <a:graphicFrameLocks xmlns:a="http://schemas.openxmlformats.org/drawingml/2006/main" noChangeAspect="1"/>
+            </wp:cNvGraphicFramePr>
+            <a:graphic xmlns:a="http://schemas.openxmlformats.org/drawingml/2006/main">
+              <a:graphicData uri="http://schemas.openxmlformats.org/drawingml/2006/picture">
+                <pic:pic xmlns:pic="http://schemas.openxmlformats.org/drawingml/2006/picture">
+                  <pic:nvPicPr>
+                    <pic:cNvPr id="1261929233" name="Picture 6"/>
+                    <pic:cNvPicPr/>
+                  </pic:nvPicPr>
+                  <pic:blipFill>
+                    <a:blip r:embed="rId4" cstate="print">
+                      <a:extLst>
+                        <a:ext uri="{28A0092B-C50C-407E-A947-70E740481C1C}">
+                          <a14:useLocalDpi xmlns:a14="http://schemas.microsoft.com/office/drawing/2010/main" val="0"/>
+                        </a:ext>
+                      </a:extLst>
+                    </a:blip>
+                    <a:stretch>
+                      <a:fillRect/>
+                    </a:stretch>
+                  </pic:blipFill>
+                  <pic:spPr>
+                    <a:xfrm>
+                      <a:off x="0" y="0"/>
+                      <a:ext cx="5824737" cy="2064869"/>
+                    </a:xfrm>
+                    <a:prstGeom prst="rect">
+                      <a:avLst/>
+                    </a:prstGeom>
+                  </pic:spPr>
+                </pic:pic>
+              </a:graphicData>
+            </a:graphic>
+          </wp:inline>
+        </w:drawing>
+      </w:r>
+      <w:r>
+        <w:rPr>
+          <w:b/>
+          <w:bCs/>
+          <w:color w:val="002060"/>
+          <w:sz w:val="96"/>
+          <w:szCs w:val="96"/>
+        </w:rPr>
+        <w:t xml:space="preserve"> </w:t>
+      </w:r>
+      <w:r>
+        <w:rPr>
+          <w:b/>
+          <w:bCs/>
+          <w:color w:val="002060"/>
+          <w:sz w:val="96"/>
+          <w:szCs w:val="96"/>
+        </w:rPr>
+        <w:t>Baseball Caps</w:t>
+      </w:r>
+    </w:p>
+    <w:p>
+      <w:pPr>
+        <w:jc w:val="center"/>
+        <w:rPr>
+          <w:b/>
+          <w:bCs/>
+          <w:color w:val="002060"/>
+          <w:sz w:val="96"/>
+          <w:szCs w:val="96"/>
+        </w:rPr>
+      </w:pPr>
+      <w:r>
+        <w:rPr>
+          <w:noProof/>
+        </w:rPr>
+        <w:drawing>
+          <wp:inline distT="0" distB="0" distL="0" distR="0" wp14:anchorId="74B1329C" wp14:editId="5B272EDB">
+            <wp:extent cx="1143000" cy="1143000"/>
+            <wp:effectExtent l="0" t="0" r="0" b="0"/>
+            <wp:docPr id="1000769407" name="Picture 11"/>
+            <wp:cNvGraphicFramePr>
+              <a:graphicFrameLocks xmlns:a="http://schemas.openxmlformats.org/drawingml/2006/main" noChangeAspect="1"/>
+            </wp:cNvGraphicFramePr>
+            <a:graphic xmlns:a="http://schemas.openxmlformats.org/drawingml/2006/main">
+              <a:graphicData uri="http://schemas.openxmlformats.org/drawingml/2006/picture">
+                <pic:pic xmlns:pic="http://schemas.openxmlformats.org/drawingml/2006/picture">
+                  <pic:nvPicPr>
+                    <pic:cNvPr id="0" name="Picture 24"/>
+                    <pic:cNvPicPr>
+                      <a:picLocks noChangeAspect="1" noChangeArrowheads="1"/>
+                    </pic:cNvPicPr>
+                  </pic:nvPicPr>
+                  <pic:blipFill>
+                    <a:blip r:embed="rId9">
+                      <a:extLst>
+                        <a:ext uri="{28A0092B-C50C-407E-A947-70E740481C1C}">
+                          <a14:useLocalDpi xmlns:a14="http://schemas.microsoft.com/office/drawing/2010/main" val="0"/>
+                        </a:ext>
+                      </a:extLst>
+                    </a:blip>
+                    <a:srcRect/>
+                    <a:stretch>
+                      <a:fillRect/>
+                    </a:stretch>
+                  </pic:blipFill>
+                  <pic:spPr bwMode="auto">
+                    <a:xfrm>
+                      <a:off x="0" y="0"/>
+                      <a:ext cx="1143000" cy="1143000"/>
+                    </a:xfrm>
+                    <a:prstGeom prst="rect">
+                      <a:avLst/>
+                    </a:prstGeom>
+                    <a:noFill/>
+                    <a:ln>
+                      <a:noFill/>
+                    </a:ln>
+                  </pic:spPr>
+                </pic:pic>
+              </a:graphicData>
+            </a:graphic>
+          </wp:inline>
+        </w:drawing>
+      </w:r>
+    </w:p>
+    <w:p>
+      <w:pPr>
+        <w:rPr>
+          <w:noProof/>
+        </w:rPr>
+      </w:pPr>
+      <w:r>
+        <w:rPr>
+          <w:noProof/>
+        </w:rPr>
+        <w:br w:type="page"/>
+      </w:r>
+    </w:p>
+    <w:p>
+      <w:pPr>
+        <w:jc w:val="center"/>
+        <w:rPr>
+          <w:b/>
+          <w:bCs/>
+          <w:color w:val="002060"/>
+          <w:sz w:val="96"/>
+          <w:szCs w:val="96"/>
+        </w:rPr>
+      </w:pPr>
+      <w:r>
+        <w:rPr>
+          <w:noProof/>
+        </w:rPr>
+        <w:lastRenderedPageBreak/>
+        <w:drawing>
+          <wp:inline distT="0" distB="0" distL="0" distR="0" wp14:anchorId="64BC31D0" wp14:editId="36D36712">
+            <wp:extent cx="5824737" cy="2064869"/>
+            <wp:effectExtent l="0" t="0" r="0" b="0"/>
+            <wp:docPr id="1869271620" name="Picture 6"/>
+            <wp:cNvGraphicFramePr>
+              <a:graphicFrameLocks xmlns:a="http://schemas.openxmlformats.org/drawingml/2006/main" noChangeAspect="1"/>
+            </wp:cNvGraphicFramePr>
+            <a:graphic xmlns:a="http://schemas.openxmlformats.org/drawingml/2006/main">
+              <a:graphicData uri="http://schemas.openxmlformats.org/drawingml/2006/picture">
+                <pic:pic xmlns:pic="http://schemas.openxmlformats.org/drawingml/2006/picture">
+                  <pic:nvPicPr>
+                    <pic:cNvPr id="1869271620" name="Picture 6"/>
+                    <pic:cNvPicPr/>
+                  </pic:nvPicPr>
+                  <pic:blipFill>
+                    <a:blip r:embed="rId4" cstate="print">
+                      <a:extLst>
+                        <a:ext uri="{28A0092B-C50C-407E-A947-70E740481C1C}">
+                          <a14:useLocalDpi xmlns:a14="http://schemas.microsoft.com/office/drawing/2010/main" val="0"/>
+                        </a:ext>
+                      </a:extLst>
+                    </a:blip>
+                    <a:stretch>
+                      <a:fillRect/>
+                    </a:stretch>
+                  </pic:blipFill>
+                  <pic:spPr>
+                    <a:xfrm>
+                      <a:off x="0" y="0"/>
+                      <a:ext cx="5824737" cy="2064869"/>
+                    </a:xfrm>
+                    <a:prstGeom prst="rect">
+                      <a:avLst/>
+                    </a:prstGeom>
+                  </pic:spPr>
+                </pic:pic>
+              </a:graphicData>
+            </a:graphic>
+          </wp:inline>
+        </w:drawing>
+      </w:r>
+      <w:r>
+        <w:rPr>
+          <w:b/>
+          <w:bCs/>
+          <w:color w:val="002060"/>
+          <w:sz w:val="96"/>
+          <w:szCs w:val="96"/>
+        </w:rPr>
+        <w:t>Polo Tops</w:t>
+      </w:r>
+    </w:p>
+    <w:p>
+      <w:pPr>
+        <w:jc w:val="center"/>
+        <w:rPr>
+          <w:b/>
+          <w:bCs/>
+          <w:color w:val="002060"/>
+          <w:sz w:val="96"/>
+          <w:szCs w:val="96"/>
+        </w:rPr>
+      </w:pPr>
+      <w:r>
+        <w:rPr>
+          <w:noProof/>
+        </w:rPr>
+        <w:drawing>
+          <wp:inline distT="0" distB="0" distL="0" distR="0" wp14:anchorId="1ECF5127" wp14:editId="6790BDEF">
+            <wp:extent cx="5824737" cy="2064869"/>
+            <wp:effectExtent l="0" t="0" r="0" b="0"/>
+            <wp:docPr id="771475591" name="Picture 6"/>
+            <wp:cNvGraphicFramePr>
+              <a:graphicFrameLocks xmlns:a="http://schemas.openxmlformats.org/drawingml/2006/main" noChangeAspect="1"/>
+            </wp:cNvGraphicFramePr>
+            <a:graphic xmlns:a="http://schemas.openxmlformats.org/drawingml/2006/main">
+              <a:graphicData uri="http://schemas.openxmlformats.org/drawingml/2006/picture">
+                <pic:pic xmlns:pic="http://schemas.openxmlformats.org/drawingml/2006/picture">
+                  <pic:nvPicPr>
+                    <pic:cNvPr id="771475591" name="Picture 6"/>
+                    <pic:cNvPicPr/>
+                  </pic:nvPicPr>
+                  <pic:blipFill>
+                    <a:blip r:embed="rId4" cstate="print">
+                      <a:extLst>
+                        <a:ext uri="{28A0092B-C50C-407E-A947-70E740481C1C}">
+                          <a14:useLocalDpi xmlns:a14="http://schemas.microsoft.com/office/drawing/2010/main" val="0"/>
+                        </a:ext>
+                      </a:extLst>
+                    </a:blip>
+                    <a:stretch>
+                      <a:fillRect/>
+                    </a:stretch>
+                  </pic:blipFill>
+                  <pic:spPr>
+                    <a:xfrm>
+                      <a:off x="0" y="0"/>
+                      <a:ext cx="5824737" cy="2064869"/>
+                    </a:xfrm>
+                    <a:prstGeom prst="rect">
+                      <a:avLst/>
+                    </a:prstGeom>
+                  </pic:spPr>
+                </pic:pic>
+              </a:graphicData>
+            </a:graphic>
+          </wp:inline>
+        </w:drawing>
+      </w:r>
+      <w:r>
+        <w:rPr>
+          <w:b/>
+          <w:bCs/>
+          <w:color w:val="002060"/>
+          <w:sz w:val="96"/>
+          <w:szCs w:val="96"/>
+        </w:rPr>
+        <w:t xml:space="preserve"> </w:t>
+      </w:r>
+      <w:r>
+        <w:rPr>
+          <w:b/>
+          <w:bCs/>
+          <w:color w:val="002060"/>
+          <w:sz w:val="96"/>
+          <w:szCs w:val="96"/>
+        </w:rPr>
+        <w:t>Polo Tops</w:t>
+      </w:r>
+    </w:p>
+    <w:p>
+      <w:pPr>
+        <w:rPr>
+          <w:noProof/>
+        </w:rPr>
+      </w:pPr>
+      <w:r>
+        <w:rPr>
+          <w:noProof/>
+        </w:rPr>
+        <w:br w:type="page"/>
+      </w:r>
+    </w:p>
+    <w:p>
+      <w:pPr>
+        <w:jc w:val="center"/>
+        <w:rPr>
+          <w:b/>
+          <w:bCs/>
+          <w:color w:val="002060"/>
+          <w:sz w:val="96"/>
+          <w:szCs w:val="96"/>
+        </w:rPr>
+      </w:pPr>
+      <w:r>
+        <w:rPr>
+          <w:noProof/>
+        </w:rPr>
+        <w:lastRenderedPageBreak/>
+        <w:drawing>
+          <wp:inline distT="0" distB="0" distL="0" distR="0" wp14:anchorId="74B9FAFE" wp14:editId="63845A80">
+            <wp:extent cx="5824737" cy="2064869"/>
+            <wp:effectExtent l="0" t="0" r="0" b="0"/>
+            <wp:docPr id="475229018" name="Picture 6"/>
+            <wp:cNvGraphicFramePr>
+              <a:graphicFrameLocks xmlns:a="http://schemas.openxmlformats.org/drawingml/2006/main" noChangeAspect="1"/>
+            </wp:cNvGraphicFramePr>
+            <a:graphic xmlns:a="http://schemas.openxmlformats.org/drawingml/2006/main">
+              <a:graphicData uri="http://schemas.openxmlformats.org/drawingml/2006/picture">
+                <pic:pic xmlns:pic="http://schemas.openxmlformats.org/drawingml/2006/picture">
+                  <pic:nvPicPr>
+                    <pic:cNvPr id="475229018" name="Picture 6"/>
+                    <pic:cNvPicPr/>
+                  </pic:nvPicPr>
+                  <pic:blipFill>
+                    <a:blip r:embed="rId4" cstate="print">
+                      <a:extLst>
+                        <a:ext uri="{28A0092B-C50C-407E-A947-70E740481C1C}">
+                          <a14:useLocalDpi xmlns:a14="http://schemas.microsoft.com/office/drawing/2010/main" val="0"/>
+                        </a:ext>
+                      </a:extLst>
+                    </a:blip>
+                    <a:stretch>
+                      <a:fillRect/>
+                    </a:stretch>
+                  </pic:blipFill>
+                  <pic:spPr>
+                    <a:xfrm>
+                      <a:off x="0" y="0"/>
+                      <a:ext cx="5824737" cy="2064869"/>
+                    </a:xfrm>
+                    <a:prstGeom prst="rect">
+                      <a:avLst/>
+                    </a:prstGeom>
+                  </pic:spPr>
+                </pic:pic>
+              </a:graphicData>
+            </a:graphic>
+          </wp:inline>
+        </w:drawing>
+      </w:r>
+      <w:r>
+        <w:rPr>
+          <w:b/>
+          <w:bCs/>
+          <w:color w:val="002060"/>
+          <w:sz w:val="96"/>
+          <w:szCs w:val="96"/>
+        </w:rPr>
+        <w:t>Custom Orders</w:t>
+      </w:r>
+    </w:p>
+    <w:p>
+      <w:pPr>
+        <w:jc w:val="center"/>
+        <w:rPr>
+          <w:b/>
+          <w:bCs/>
+          <w:color w:val="002060"/>
+          <w:sz w:val="96"/>
+          <w:szCs w:val="96"/>
+        </w:rPr>
+      </w:pPr>
+      <w:r>
+        <w:rPr>
+          <w:noProof/>
+        </w:rPr>
+        <w:drawing>
+          <wp:inline distT="0" distB="0" distL="0" distR="0" wp14:anchorId="0B35CD8D" wp14:editId="74B1C94C">
+            <wp:extent cx="5824737" cy="2064869"/>
+            <wp:effectExtent l="0" t="0" r="0" b="0"/>
+            <wp:docPr id="1605934567" name="Picture 6"/>
+            <wp:cNvGraphicFramePr>
+              <a:graphicFrameLocks xmlns:a="http://schemas.openxmlformats.org/drawingml/2006/main" noChangeAspect="1"/>
+            </wp:cNvGraphicFramePr>
+            <a:graphic xmlns:a="http://schemas.openxmlformats.org/drawingml/2006/main">
+              <a:graphicData uri="http://schemas.openxmlformats.org/drawingml/2006/picture">
+                <pic:pic xmlns:pic="http://schemas.openxmlformats.org/drawingml/2006/picture">
+                  <pic:nvPicPr>
+                    <pic:cNvPr id="1605934567" name="Picture 6"/>
+                    <pic:cNvPicPr/>
+                  </pic:nvPicPr>
+                  <pic:blipFill>
+                    <a:blip r:embed="rId4" cstate="print">
+                      <a:extLst>
+                        <a:ext uri="{28A0092B-C50C-407E-A947-70E740481C1C}">
+                          <a14:useLocalDpi xmlns:a14="http://schemas.microsoft.com/office/drawing/2010/main" val="0"/>
+                        </a:ext>
+                      </a:extLst>
+                    </a:blip>
+                    <a:stretch>
+                      <a:fillRect/>
+                    </a:stretch>
+                  </pic:blipFill>
+                  <pic:spPr>
+                    <a:xfrm>
+                      <a:off x="0" y="0"/>
+                      <a:ext cx="5824737" cy="2064869"/>
+                    </a:xfrm>
+                    <a:prstGeom prst="rect">
+                      <a:avLst/>
+                    </a:prstGeom>
+                  </pic:spPr>
+                </pic:pic>
+              </a:graphicData>
+            </a:graphic>
+          </wp:inline>
+        </w:drawing>
+      </w:r>
+      <w:r>
+        <w:rPr>
+          <w:b/>
+          <w:bCs/>
+          <w:color w:val="002060"/>
+          <w:sz w:val="96"/>
+          <w:szCs w:val="96"/>
+        </w:rPr>
+        <w:t xml:space="preserve"> </w:t>
+      </w:r>
+      <w:r>
+        <w:rPr>
+          <w:b/>
+          <w:bCs/>
+          <w:color w:val="002060"/>
+          <w:sz w:val="96"/>
+          <w:szCs w:val="96"/>
+        </w:rPr>
+        <w:t>Custom Order</w:t>
+      </w:r>
+    </w:p>
+    <w:p>
+      <w:pPr>
+        <w:rPr>
+          <w:noProof/>
+        </w:rPr>
+      </w:pPr>
+      <w:r>
+        <w:rPr>
+          <w:noProof/>
+        </w:rPr>
+        <w:br w:type="page"/>
+      </w:r>
+    </w:p>
+    <w:p>
+      <w:pPr>
+        <w:jc w:val="center"/>
+        <w:rPr>
+          <w:b/>
+          <w:bCs/>
+          <w:color w:val="002060"/>
+          <w:sz w:val="144"/>
+          <w:szCs w:val="144"/>
+        </w:rPr>
+      </w:pPr>
+      <w:r>
+        <w:rPr>
+          <w:noProof/>
+        </w:rPr>
+        <w:lastRenderedPageBreak/>
+        <w:drawing>
+          <wp:inline distT="0" distB="0" distL="0" distR="0" wp14:anchorId="24921460" wp14:editId="13246F55">
             <wp:extent cx="5815013" cy="2907507"/>
             <wp:effectExtent l="0" t="0" r="0" b="0"/>
-            <wp:docPr id="14647314" name="Picture 6"/>
+            <wp:docPr id="502374744" name="Picture 6"/>
             <wp:cNvGraphicFramePr>
               <a:graphicFrameLocks xmlns:a="http://schemas.openxmlformats.org/drawingml/2006/main" noChangeAspect="1"/>
             </wp:cNvGraphicFramePr>
@@ -26,7 +1934,7 @@
                     <pic:cNvPicPr/>
                   </pic:nvPicPr>
                   <pic:blipFill>
-                    <a:blip r:embed="rId4" cstate="print">
+                    <a:blip r:embed="rId10" cstate="print">
                       <a:extLst>
                         <a:ext uri="{28A0092B-C50C-407E-A947-70E740481C1C}">
                           <a14:useLocalDpi xmlns:a14="http://schemas.microsoft.com/office/drawing/2010/main" val="0"/>
@@ -60,1261 +1968,6 @@
           <w:sz w:val="96"/>
           <w:szCs w:val="96"/>
         </w:rPr>
-        <w:t>Game Day Shorts</w:t>
-      </w:r>
-    </w:p>
-    <w:p>
-      <w:pPr>
-        <w:jc w:val="center"/>
-        <w:rPr>
-          <w:b/>
-          <w:bCs/>
-          <w:color w:val="002060"/>
-          <w:sz w:val="96"/>
-          <w:szCs w:val="96"/>
-        </w:rPr>
-      </w:pPr>
-      <w:r>
-        <w:rPr>
-          <w:b/>
-          <w:bCs/>
-          <w:color w:val="002060"/>
-          <w:sz w:val="96"/>
-          <w:szCs w:val="96"/>
-        </w:rPr>
-        <w:t>Home (Blue)</w:t>
-      </w:r>
-    </w:p>
-    <w:p>
-      <w:pPr>
-        <w:jc w:val="center"/>
-      </w:pPr>
-      <w:r>
-        <w:rPr>
-          <w:noProof/>
-        </w:rPr>
-        <w:drawing>
-          <wp:inline distT="0" distB="0" distL="0" distR="0" wp14:anchorId="413FCECE" wp14:editId="35EFA1BA">
-            <wp:extent cx="5815013" cy="2907507"/>
-            <wp:effectExtent l="0" t="0" r="0" b="0"/>
-            <wp:docPr id="1638532910" name="Picture 6"/>
-            <wp:cNvGraphicFramePr>
-              <a:graphicFrameLocks xmlns:a="http://schemas.openxmlformats.org/drawingml/2006/main" noChangeAspect="1"/>
-            </wp:cNvGraphicFramePr>
-            <a:graphic xmlns:a="http://schemas.openxmlformats.org/drawingml/2006/main">
-              <a:graphicData uri="http://schemas.openxmlformats.org/drawingml/2006/picture">
-                <pic:pic xmlns:pic="http://schemas.openxmlformats.org/drawingml/2006/picture">
-                  <pic:nvPicPr>
-                    <pic:cNvPr id="14647314" name="Picture 14647314"/>
-                    <pic:cNvPicPr/>
-                  </pic:nvPicPr>
-                  <pic:blipFill>
-                    <a:blip r:embed="rId4" cstate="print">
-                      <a:extLst>
-                        <a:ext uri="{28A0092B-C50C-407E-A947-70E740481C1C}">
-                          <a14:useLocalDpi xmlns:a14="http://schemas.microsoft.com/office/drawing/2010/main" val="0"/>
-                        </a:ext>
-                      </a:extLst>
-                    </a:blip>
-                    <a:stretch>
-                      <a:fillRect/>
-                    </a:stretch>
-                  </pic:blipFill>
-                  <pic:spPr>
-                    <a:xfrm>
-                      <a:off x="0" y="0"/>
-                      <a:ext cx="5824737" cy="2912369"/>
-                    </a:xfrm>
-                    <a:prstGeom prst="rect">
-                      <a:avLst/>
-                    </a:prstGeom>
-                  </pic:spPr>
-                </pic:pic>
-              </a:graphicData>
-            </a:graphic>
-          </wp:inline>
-        </w:drawing>
-      </w:r>
-      <w:r>
-        <w:rPr>
-          <w:b/>
-          <w:bCs/>
-          <w:color w:val="002060"/>
-          <w:sz w:val="96"/>
-          <w:szCs w:val="96"/>
-        </w:rPr>
-        <w:t>Game Day Shorts</w:t>
-      </w:r>
-    </w:p>
-    <w:p>
-      <w:pPr>
-        <w:jc w:val="center"/>
-        <w:rPr>
-          <w:b/>
-          <w:bCs/>
-          <w:color w:val="002060"/>
-          <w:sz w:val="96"/>
-          <w:szCs w:val="96"/>
-        </w:rPr>
-      </w:pPr>
-      <w:r>
-        <w:rPr>
-          <w:b/>
-          <w:bCs/>
-          <w:color w:val="002060"/>
-          <w:sz w:val="96"/>
-          <w:szCs w:val="96"/>
-        </w:rPr>
-        <w:t>Home (Blue)</w:t>
-      </w:r>
-    </w:p>
-    <w:p>
-      <w:pPr>
-        <w:rPr>
-          <w:noProof/>
-        </w:rPr>
-      </w:pPr>
-    </w:p>
-    <w:p>
-      <w:pPr>
-        <w:jc w:val="center"/>
-      </w:pPr>
-      <w:r>
-        <w:rPr>
-          <w:noProof/>
-        </w:rPr>
-        <w:lastRenderedPageBreak/>
-        <w:drawing>
-          <wp:inline distT="0" distB="0" distL="0" distR="0" wp14:anchorId="541BBF92" wp14:editId="19498E95">
-            <wp:extent cx="5815013" cy="2907507"/>
-            <wp:effectExtent l="0" t="0" r="0" b="0"/>
-            <wp:docPr id="199801367" name="Picture 6"/>
-            <wp:cNvGraphicFramePr>
-              <a:graphicFrameLocks xmlns:a="http://schemas.openxmlformats.org/drawingml/2006/main" noChangeAspect="1"/>
-            </wp:cNvGraphicFramePr>
-            <a:graphic xmlns:a="http://schemas.openxmlformats.org/drawingml/2006/main">
-              <a:graphicData uri="http://schemas.openxmlformats.org/drawingml/2006/picture">
-                <pic:pic xmlns:pic="http://schemas.openxmlformats.org/drawingml/2006/picture">
-                  <pic:nvPicPr>
-                    <pic:cNvPr id="14647314" name="Picture 14647314"/>
-                    <pic:cNvPicPr/>
-                  </pic:nvPicPr>
-                  <pic:blipFill>
-                    <a:blip r:embed="rId4" cstate="print">
-                      <a:extLst>
-                        <a:ext uri="{28A0092B-C50C-407E-A947-70E740481C1C}">
-                          <a14:useLocalDpi xmlns:a14="http://schemas.microsoft.com/office/drawing/2010/main" val="0"/>
-                        </a:ext>
-                      </a:extLst>
-                    </a:blip>
-                    <a:stretch>
-                      <a:fillRect/>
-                    </a:stretch>
-                  </pic:blipFill>
-                  <pic:spPr>
-                    <a:xfrm>
-                      <a:off x="0" y="0"/>
-                      <a:ext cx="5824737" cy="2912369"/>
-                    </a:xfrm>
-                    <a:prstGeom prst="rect">
-                      <a:avLst/>
-                    </a:prstGeom>
-                  </pic:spPr>
-                </pic:pic>
-              </a:graphicData>
-            </a:graphic>
-          </wp:inline>
-        </w:drawing>
-      </w:r>
-      <w:r>
-        <w:rPr>
-          <w:b/>
-          <w:bCs/>
-          <w:color w:val="002060"/>
-          <w:sz w:val="96"/>
-          <w:szCs w:val="96"/>
-        </w:rPr>
-        <w:t>Game Day Shorts</w:t>
-      </w:r>
-    </w:p>
-    <w:p>
-      <w:pPr>
-        <w:jc w:val="center"/>
-        <w:rPr>
-          <w:b/>
-          <w:bCs/>
-          <w:color w:val="002060"/>
-          <w:sz w:val="96"/>
-          <w:szCs w:val="96"/>
-        </w:rPr>
-      </w:pPr>
-      <w:r>
-        <w:rPr>
-          <w:b/>
-          <w:bCs/>
-          <w:color w:val="002060"/>
-          <w:sz w:val="96"/>
-          <w:szCs w:val="96"/>
-        </w:rPr>
-        <w:t>Away</w:t>
-      </w:r>
-      <w:r>
-        <w:rPr>
-          <w:b/>
-          <w:bCs/>
-          <w:color w:val="002060"/>
-          <w:sz w:val="96"/>
-          <w:szCs w:val="96"/>
-        </w:rPr>
-        <w:t xml:space="preserve"> (</w:t>
-      </w:r>
-      <w:r>
-        <w:rPr>
-          <w:b/>
-          <w:bCs/>
-          <w:color w:val="002060"/>
-          <w:sz w:val="96"/>
-          <w:szCs w:val="96"/>
-        </w:rPr>
-        <w:t>White</w:t>
-      </w:r>
-      <w:r>
-        <w:rPr>
-          <w:b/>
-          <w:bCs/>
-          <w:color w:val="002060"/>
-          <w:sz w:val="96"/>
-          <w:szCs w:val="96"/>
-        </w:rPr>
-        <w:t>)</w:t>
-      </w:r>
-    </w:p>
-    <w:p>
-      <w:pPr>
-        <w:jc w:val="center"/>
-      </w:pPr>
-      <w:r>
-        <w:rPr>
-          <w:noProof/>
-        </w:rPr>
-        <w:drawing>
-          <wp:inline distT="0" distB="0" distL="0" distR="0" wp14:anchorId="2936443E" wp14:editId="601B7AF9">
-            <wp:extent cx="5815013" cy="2907507"/>
-            <wp:effectExtent l="0" t="0" r="0" b="0"/>
-            <wp:docPr id="1984021115" name="Picture 6"/>
-            <wp:cNvGraphicFramePr>
-              <a:graphicFrameLocks xmlns:a="http://schemas.openxmlformats.org/drawingml/2006/main" noChangeAspect="1"/>
-            </wp:cNvGraphicFramePr>
-            <a:graphic xmlns:a="http://schemas.openxmlformats.org/drawingml/2006/main">
-              <a:graphicData uri="http://schemas.openxmlformats.org/drawingml/2006/picture">
-                <pic:pic xmlns:pic="http://schemas.openxmlformats.org/drawingml/2006/picture">
-                  <pic:nvPicPr>
-                    <pic:cNvPr id="14647314" name="Picture 14647314"/>
-                    <pic:cNvPicPr/>
-                  </pic:nvPicPr>
-                  <pic:blipFill>
-                    <a:blip r:embed="rId4" cstate="print">
-                      <a:extLst>
-                        <a:ext uri="{28A0092B-C50C-407E-A947-70E740481C1C}">
-                          <a14:useLocalDpi xmlns:a14="http://schemas.microsoft.com/office/drawing/2010/main" val="0"/>
-                        </a:ext>
-                      </a:extLst>
-                    </a:blip>
-                    <a:stretch>
-                      <a:fillRect/>
-                    </a:stretch>
-                  </pic:blipFill>
-                  <pic:spPr>
-                    <a:xfrm>
-                      <a:off x="0" y="0"/>
-                      <a:ext cx="5824737" cy="2912369"/>
-                    </a:xfrm>
-                    <a:prstGeom prst="rect">
-                      <a:avLst/>
-                    </a:prstGeom>
-                  </pic:spPr>
-                </pic:pic>
-              </a:graphicData>
-            </a:graphic>
-          </wp:inline>
-        </w:drawing>
-      </w:r>
-      <w:r>
-        <w:rPr>
-          <w:b/>
-          <w:bCs/>
-          <w:color w:val="002060"/>
-          <w:sz w:val="96"/>
-          <w:szCs w:val="96"/>
-        </w:rPr>
-        <w:t>Game Day Shorts</w:t>
-      </w:r>
-    </w:p>
-    <w:p>
-      <w:pPr>
-        <w:jc w:val="center"/>
-        <w:rPr>
-          <w:b/>
-          <w:bCs/>
-          <w:color w:val="002060"/>
-          <w:sz w:val="96"/>
-          <w:szCs w:val="96"/>
-        </w:rPr>
-      </w:pPr>
-      <w:r>
-        <w:rPr>
-          <w:b/>
-          <w:bCs/>
-          <w:color w:val="002060"/>
-          <w:sz w:val="96"/>
-          <w:szCs w:val="96"/>
-        </w:rPr>
-        <w:t>Away</w:t>
-      </w:r>
-      <w:r>
-        <w:rPr>
-          <w:b/>
-          <w:bCs/>
-          <w:color w:val="002060"/>
-          <w:sz w:val="96"/>
-          <w:szCs w:val="96"/>
-        </w:rPr>
-        <w:t xml:space="preserve"> (</w:t>
-      </w:r>
-      <w:r>
-        <w:rPr>
-          <w:b/>
-          <w:bCs/>
-          <w:color w:val="002060"/>
-          <w:sz w:val="96"/>
-          <w:szCs w:val="96"/>
-        </w:rPr>
-        <w:t>White</w:t>
-      </w:r>
-      <w:r>
-        <w:rPr>
-          <w:b/>
-          <w:bCs/>
-          <w:color w:val="002060"/>
-          <w:sz w:val="96"/>
-          <w:szCs w:val="96"/>
-        </w:rPr>
-        <w:t>)</w:t>
-      </w:r>
-    </w:p>
-    <w:p>
-      <w:pPr>
-        <w:jc w:val="center"/>
-      </w:pPr>
-      <w:r>
-        <w:rPr>
-          <w:noProof/>
-        </w:rPr>
-        <w:br w:type="page"/>
-      </w:r>
-      <w:r>
-        <w:rPr>
-          <w:noProof/>
-        </w:rPr>
-        <w:lastRenderedPageBreak/>
-        <w:br w:type="page"/>
-      </w:r>
-      <w:r>
-        <w:rPr>
-          <w:noProof/>
-        </w:rPr>
-        <w:lastRenderedPageBreak/>
-        <w:drawing>
-          <wp:inline distT="0" distB="0" distL="0" distR="0" wp14:anchorId="3F6EA278" wp14:editId="59D1C911">
-            <wp:extent cx="5815013" cy="2907507"/>
-            <wp:effectExtent l="0" t="0" r="0" b="0"/>
-            <wp:docPr id="2057678118" name="Picture 6"/>
-            <wp:cNvGraphicFramePr>
-              <a:graphicFrameLocks xmlns:a="http://schemas.openxmlformats.org/drawingml/2006/main" noChangeAspect="1"/>
-            </wp:cNvGraphicFramePr>
-            <a:graphic xmlns:a="http://schemas.openxmlformats.org/drawingml/2006/main">
-              <a:graphicData uri="http://schemas.openxmlformats.org/drawingml/2006/picture">
-                <pic:pic xmlns:pic="http://schemas.openxmlformats.org/drawingml/2006/picture">
-                  <pic:nvPicPr>
-                    <pic:cNvPr id="14647314" name="Picture 14647314"/>
-                    <pic:cNvPicPr/>
-                  </pic:nvPicPr>
-                  <pic:blipFill>
-                    <a:blip r:embed="rId4" cstate="print">
-                      <a:extLst>
-                        <a:ext uri="{28A0092B-C50C-407E-A947-70E740481C1C}">
-                          <a14:useLocalDpi xmlns:a14="http://schemas.microsoft.com/office/drawing/2010/main" val="0"/>
-                        </a:ext>
-                      </a:extLst>
-                    </a:blip>
-                    <a:stretch>
-                      <a:fillRect/>
-                    </a:stretch>
-                  </pic:blipFill>
-                  <pic:spPr>
-                    <a:xfrm>
-                      <a:off x="0" y="0"/>
-                      <a:ext cx="5824737" cy="2912369"/>
-                    </a:xfrm>
-                    <a:prstGeom prst="rect">
-                      <a:avLst/>
-                    </a:prstGeom>
-                  </pic:spPr>
-                </pic:pic>
-              </a:graphicData>
-            </a:graphic>
-          </wp:inline>
-        </w:drawing>
-      </w:r>
-      <w:r>
-        <w:rPr>
-          <w:b/>
-          <w:bCs/>
-          <w:color w:val="002060"/>
-          <w:sz w:val="96"/>
-          <w:szCs w:val="96"/>
-        </w:rPr>
-        <w:t>Training</w:t>
-      </w:r>
-      <w:r>
-        <w:rPr>
-          <w:b/>
-          <w:bCs/>
-          <w:color w:val="002060"/>
-          <w:sz w:val="96"/>
-          <w:szCs w:val="96"/>
-        </w:rPr>
-        <w:t xml:space="preserve"> Shorts</w:t>
-      </w:r>
-    </w:p>
-    <w:p>
-      <w:pPr>
-        <w:jc w:val="center"/>
-        <w:rPr>
-          <w:b/>
-          <w:bCs/>
-          <w:color w:val="002060"/>
-          <w:sz w:val="96"/>
-          <w:szCs w:val="96"/>
-        </w:rPr>
-      </w:pPr>
-    </w:p>
-    <w:p>
-      <w:pPr>
-        <w:jc w:val="center"/>
-      </w:pPr>
-      <w:r>
-        <w:rPr>
-          <w:noProof/>
-        </w:rPr>
-        <w:drawing>
-          <wp:inline distT="0" distB="0" distL="0" distR="0" wp14:anchorId="5FD3C49C" wp14:editId="5FB91119">
-            <wp:extent cx="5815013" cy="2907507"/>
-            <wp:effectExtent l="0" t="0" r="0" b="0"/>
-            <wp:docPr id="1586184137" name="Picture 6"/>
-            <wp:cNvGraphicFramePr>
-              <a:graphicFrameLocks xmlns:a="http://schemas.openxmlformats.org/drawingml/2006/main" noChangeAspect="1"/>
-            </wp:cNvGraphicFramePr>
-            <a:graphic xmlns:a="http://schemas.openxmlformats.org/drawingml/2006/main">
-              <a:graphicData uri="http://schemas.openxmlformats.org/drawingml/2006/picture">
-                <pic:pic xmlns:pic="http://schemas.openxmlformats.org/drawingml/2006/picture">
-                  <pic:nvPicPr>
-                    <pic:cNvPr id="14647314" name="Picture 14647314"/>
-                    <pic:cNvPicPr/>
-                  </pic:nvPicPr>
-                  <pic:blipFill>
-                    <a:blip r:embed="rId4" cstate="print">
-                      <a:extLst>
-                        <a:ext uri="{28A0092B-C50C-407E-A947-70E740481C1C}">
-                          <a14:useLocalDpi xmlns:a14="http://schemas.microsoft.com/office/drawing/2010/main" val="0"/>
-                        </a:ext>
-                      </a:extLst>
-                    </a:blip>
-                    <a:stretch>
-                      <a:fillRect/>
-                    </a:stretch>
-                  </pic:blipFill>
-                  <pic:spPr>
-                    <a:xfrm>
-                      <a:off x="0" y="0"/>
-                      <a:ext cx="5824737" cy="2912369"/>
-                    </a:xfrm>
-                    <a:prstGeom prst="rect">
-                      <a:avLst/>
-                    </a:prstGeom>
-                  </pic:spPr>
-                </pic:pic>
-              </a:graphicData>
-            </a:graphic>
-          </wp:inline>
-        </w:drawing>
-      </w:r>
-      <w:r>
-        <w:rPr>
-          <w:b/>
-          <w:bCs/>
-          <w:color w:val="002060"/>
-          <w:sz w:val="96"/>
-          <w:szCs w:val="96"/>
-        </w:rPr>
-        <w:t>Training</w:t>
-      </w:r>
-      <w:r>
-        <w:rPr>
-          <w:b/>
-          <w:bCs/>
-          <w:color w:val="002060"/>
-          <w:sz w:val="96"/>
-          <w:szCs w:val="96"/>
-        </w:rPr>
-        <w:t xml:space="preserve"> Shorts</w:t>
-      </w:r>
-    </w:p>
-    <w:p>
-      <w:pPr>
-        <w:jc w:val="center"/>
-        <w:rPr>
-          <w:b/>
-          <w:bCs/>
-          <w:color w:val="002060"/>
-          <w:sz w:val="96"/>
-          <w:szCs w:val="96"/>
-        </w:rPr>
-      </w:pPr>
-    </w:p>
-    <w:p>
-      <w:pPr>
-        <w:rPr>
-          <w:noProof/>
-        </w:rPr>
-      </w:pPr>
-    </w:p>
-    <w:p>
-      <w:pPr>
-        <w:jc w:val="center"/>
-        <w:rPr>
-          <w:b/>
-          <w:bCs/>
-          <w:color w:val="002060"/>
-          <w:sz w:val="96"/>
-          <w:szCs w:val="96"/>
-        </w:rPr>
-      </w:pPr>
-      <w:r>
-        <w:rPr>
-          <w:noProof/>
-        </w:rPr>
-        <w:lastRenderedPageBreak/>
-        <w:drawing>
-          <wp:inline distT="0" distB="0" distL="0" distR="0" wp14:anchorId="2C7281AB" wp14:editId="761A0830">
-            <wp:extent cx="5815013" cy="2907507"/>
-            <wp:effectExtent l="0" t="0" r="0" b="0"/>
-            <wp:docPr id="1338477786" name="Picture 6"/>
-            <wp:cNvGraphicFramePr>
-              <a:graphicFrameLocks xmlns:a="http://schemas.openxmlformats.org/drawingml/2006/main" noChangeAspect="1"/>
-            </wp:cNvGraphicFramePr>
-            <a:graphic xmlns:a="http://schemas.openxmlformats.org/drawingml/2006/main">
-              <a:graphicData uri="http://schemas.openxmlformats.org/drawingml/2006/picture">
-                <pic:pic xmlns:pic="http://schemas.openxmlformats.org/drawingml/2006/picture">
-                  <pic:nvPicPr>
-                    <pic:cNvPr id="14647314" name="Picture 14647314"/>
-                    <pic:cNvPicPr/>
-                  </pic:nvPicPr>
-                  <pic:blipFill>
-                    <a:blip r:embed="rId4" cstate="print">
-                      <a:extLst>
-                        <a:ext uri="{28A0092B-C50C-407E-A947-70E740481C1C}">
-                          <a14:useLocalDpi xmlns:a14="http://schemas.microsoft.com/office/drawing/2010/main" val="0"/>
-                        </a:ext>
-                      </a:extLst>
-                    </a:blip>
-                    <a:stretch>
-                      <a:fillRect/>
-                    </a:stretch>
-                  </pic:blipFill>
-                  <pic:spPr>
-                    <a:xfrm>
-                      <a:off x="0" y="0"/>
-                      <a:ext cx="5824737" cy="2912369"/>
-                    </a:xfrm>
-                    <a:prstGeom prst="rect">
-                      <a:avLst/>
-                    </a:prstGeom>
-                  </pic:spPr>
-                </pic:pic>
-              </a:graphicData>
-            </a:graphic>
-          </wp:inline>
-        </w:drawing>
-      </w:r>
-      <w:r>
-        <w:rPr>
-          <w:b/>
-          <w:bCs/>
-          <w:color w:val="002060"/>
-          <w:sz w:val="96"/>
-          <w:szCs w:val="96"/>
-        </w:rPr>
-        <w:t>Game Day S</w:t>
-      </w:r>
-      <w:r>
-        <w:rPr>
-          <w:b/>
-          <w:bCs/>
-          <w:color w:val="002060"/>
-          <w:sz w:val="96"/>
-          <w:szCs w:val="96"/>
-        </w:rPr>
-        <w:t>ocks</w:t>
-      </w:r>
-    </w:p>
-    <w:p>
-      <w:pPr>
-        <w:jc w:val="center"/>
-        <w:rPr>
-          <w:b/>
-          <w:bCs/>
-          <w:color w:val="002060"/>
-          <w:sz w:val="96"/>
-          <w:szCs w:val="96"/>
-        </w:rPr>
-      </w:pPr>
-      <w:r>
-        <w:rPr>
-          <w:noProof/>
-        </w:rPr>
-        <w:drawing>
-          <wp:inline distT="0" distB="0" distL="0" distR="0" wp14:anchorId="573E26FA" wp14:editId="3FE95977">
-            <wp:extent cx="5815013" cy="2907507"/>
-            <wp:effectExtent l="0" t="0" r="0" b="0"/>
-            <wp:docPr id="160251454" name="Picture 6"/>
-            <wp:cNvGraphicFramePr>
-              <a:graphicFrameLocks xmlns:a="http://schemas.openxmlformats.org/drawingml/2006/main" noChangeAspect="1"/>
-            </wp:cNvGraphicFramePr>
-            <a:graphic xmlns:a="http://schemas.openxmlformats.org/drawingml/2006/main">
-              <a:graphicData uri="http://schemas.openxmlformats.org/drawingml/2006/picture">
-                <pic:pic xmlns:pic="http://schemas.openxmlformats.org/drawingml/2006/picture">
-                  <pic:nvPicPr>
-                    <pic:cNvPr id="14647314" name="Picture 14647314"/>
-                    <pic:cNvPicPr/>
-                  </pic:nvPicPr>
-                  <pic:blipFill>
-                    <a:blip r:embed="rId4" cstate="print">
-                      <a:extLst>
-                        <a:ext uri="{28A0092B-C50C-407E-A947-70E740481C1C}">
-                          <a14:useLocalDpi xmlns:a14="http://schemas.microsoft.com/office/drawing/2010/main" val="0"/>
-                        </a:ext>
-                      </a:extLst>
-                    </a:blip>
-                    <a:stretch>
-                      <a:fillRect/>
-                    </a:stretch>
-                  </pic:blipFill>
-                  <pic:spPr>
-                    <a:xfrm>
-                      <a:off x="0" y="0"/>
-                      <a:ext cx="5824737" cy="2912369"/>
-                    </a:xfrm>
-                    <a:prstGeom prst="rect">
-                      <a:avLst/>
-                    </a:prstGeom>
-                  </pic:spPr>
-                </pic:pic>
-              </a:graphicData>
-            </a:graphic>
-          </wp:inline>
-        </w:drawing>
-      </w:r>
-      <w:r>
-        <w:rPr>
-          <w:b/>
-          <w:bCs/>
-          <w:color w:val="002060"/>
-          <w:sz w:val="96"/>
-          <w:szCs w:val="96"/>
-        </w:rPr>
-        <w:t xml:space="preserve"> </w:t>
-      </w:r>
-      <w:r>
-        <w:rPr>
-          <w:b/>
-          <w:bCs/>
-          <w:color w:val="002060"/>
-          <w:sz w:val="96"/>
-          <w:szCs w:val="96"/>
-        </w:rPr>
-        <w:t>Game Day S</w:t>
-      </w:r>
-      <w:r>
-        <w:rPr>
-          <w:b/>
-          <w:bCs/>
-          <w:color w:val="002060"/>
-          <w:sz w:val="96"/>
-          <w:szCs w:val="96"/>
-        </w:rPr>
-        <w:t>ocks</w:t>
-      </w:r>
-    </w:p>
-    <w:p>
-      <w:pPr>
-        <w:rPr>
-          <w:noProof/>
-        </w:rPr>
-      </w:pPr>
-      <w:r>
-        <w:rPr>
-          <w:noProof/>
-        </w:rPr>
-        <w:br w:type="page"/>
-      </w:r>
-    </w:p>
-    <w:p>
-      <w:pPr>
-        <w:jc w:val="center"/>
-        <w:rPr>
-          <w:b/>
-          <w:bCs/>
-          <w:color w:val="002060"/>
-          <w:sz w:val="96"/>
-          <w:szCs w:val="96"/>
-        </w:rPr>
-      </w:pPr>
-      <w:r>
-        <w:rPr>
-          <w:noProof/>
-        </w:rPr>
-        <w:lastRenderedPageBreak/>
-        <w:drawing>
-          <wp:inline distT="0" distB="0" distL="0" distR="0" wp14:anchorId="339E35B1" wp14:editId="33B19D39">
-            <wp:extent cx="5815013" cy="2907507"/>
-            <wp:effectExtent l="0" t="0" r="0" b="0"/>
-            <wp:docPr id="1096308509" name="Picture 6"/>
-            <wp:cNvGraphicFramePr>
-              <a:graphicFrameLocks xmlns:a="http://schemas.openxmlformats.org/drawingml/2006/main" noChangeAspect="1"/>
-            </wp:cNvGraphicFramePr>
-            <a:graphic xmlns:a="http://schemas.openxmlformats.org/drawingml/2006/main">
-              <a:graphicData uri="http://schemas.openxmlformats.org/drawingml/2006/picture">
-                <pic:pic xmlns:pic="http://schemas.openxmlformats.org/drawingml/2006/picture">
-                  <pic:nvPicPr>
-                    <pic:cNvPr id="14647314" name="Picture 14647314"/>
-                    <pic:cNvPicPr/>
-                  </pic:nvPicPr>
-                  <pic:blipFill>
-                    <a:blip r:embed="rId4" cstate="print">
-                      <a:extLst>
-                        <a:ext uri="{28A0092B-C50C-407E-A947-70E740481C1C}">
-                          <a14:useLocalDpi xmlns:a14="http://schemas.microsoft.com/office/drawing/2010/main" val="0"/>
-                        </a:ext>
-                      </a:extLst>
-                    </a:blip>
-                    <a:stretch>
-                      <a:fillRect/>
-                    </a:stretch>
-                  </pic:blipFill>
-                  <pic:spPr>
-                    <a:xfrm>
-                      <a:off x="0" y="0"/>
-                      <a:ext cx="5824737" cy="2912369"/>
-                    </a:xfrm>
-                    <a:prstGeom prst="rect">
-                      <a:avLst/>
-                    </a:prstGeom>
-                  </pic:spPr>
-                </pic:pic>
-              </a:graphicData>
-            </a:graphic>
-          </wp:inline>
-        </w:drawing>
-      </w:r>
-      <w:r>
-        <w:rPr>
-          <w:b/>
-          <w:bCs/>
-          <w:color w:val="002060"/>
-          <w:sz w:val="96"/>
-          <w:szCs w:val="96"/>
-        </w:rPr>
-        <w:t>Baseball Caps</w:t>
-      </w:r>
-    </w:p>
-    <w:p>
-      <w:pPr>
-        <w:jc w:val="center"/>
-        <w:rPr>
-          <w:b/>
-          <w:bCs/>
-          <w:color w:val="002060"/>
-          <w:sz w:val="96"/>
-          <w:szCs w:val="96"/>
-        </w:rPr>
-      </w:pPr>
-      <w:r>
-        <w:rPr>
-          <w:noProof/>
-        </w:rPr>
-        <w:drawing>
-          <wp:inline distT="0" distB="0" distL="0" distR="0" wp14:anchorId="2DAE4E22" wp14:editId="7A6FF25C">
-            <wp:extent cx="5815013" cy="2907507"/>
-            <wp:effectExtent l="0" t="0" r="0" b="0"/>
-            <wp:docPr id="1261929233" name="Picture 6"/>
-            <wp:cNvGraphicFramePr>
-              <a:graphicFrameLocks xmlns:a="http://schemas.openxmlformats.org/drawingml/2006/main" noChangeAspect="1"/>
-            </wp:cNvGraphicFramePr>
-            <a:graphic xmlns:a="http://schemas.openxmlformats.org/drawingml/2006/main">
-              <a:graphicData uri="http://schemas.openxmlformats.org/drawingml/2006/picture">
-                <pic:pic xmlns:pic="http://schemas.openxmlformats.org/drawingml/2006/picture">
-                  <pic:nvPicPr>
-                    <pic:cNvPr id="14647314" name="Picture 14647314"/>
-                    <pic:cNvPicPr/>
-                  </pic:nvPicPr>
-                  <pic:blipFill>
-                    <a:blip r:embed="rId4" cstate="print">
-                      <a:extLst>
-                        <a:ext uri="{28A0092B-C50C-407E-A947-70E740481C1C}">
-                          <a14:useLocalDpi xmlns:a14="http://schemas.microsoft.com/office/drawing/2010/main" val="0"/>
-                        </a:ext>
-                      </a:extLst>
-                    </a:blip>
-                    <a:stretch>
-                      <a:fillRect/>
-                    </a:stretch>
-                  </pic:blipFill>
-                  <pic:spPr>
-                    <a:xfrm>
-                      <a:off x="0" y="0"/>
-                      <a:ext cx="5824737" cy="2912369"/>
-                    </a:xfrm>
-                    <a:prstGeom prst="rect">
-                      <a:avLst/>
-                    </a:prstGeom>
-                  </pic:spPr>
-                </pic:pic>
-              </a:graphicData>
-            </a:graphic>
-          </wp:inline>
-        </w:drawing>
-      </w:r>
-      <w:r>
-        <w:rPr>
-          <w:b/>
-          <w:bCs/>
-          <w:color w:val="002060"/>
-          <w:sz w:val="96"/>
-          <w:szCs w:val="96"/>
-        </w:rPr>
-        <w:t xml:space="preserve"> </w:t>
-      </w:r>
-      <w:r>
-        <w:rPr>
-          <w:b/>
-          <w:bCs/>
-          <w:color w:val="002060"/>
-          <w:sz w:val="96"/>
-          <w:szCs w:val="96"/>
-        </w:rPr>
-        <w:t>Baseball Caps</w:t>
-      </w:r>
-    </w:p>
-    <w:p>
-      <w:pPr>
-        <w:rPr>
-          <w:noProof/>
-        </w:rPr>
-      </w:pPr>
-      <w:r>
-        <w:rPr>
-          <w:noProof/>
-        </w:rPr>
-        <w:br w:type="page"/>
-      </w:r>
-    </w:p>
-    <w:p>
-      <w:pPr>
-        <w:jc w:val="center"/>
-        <w:rPr>
-          <w:b/>
-          <w:bCs/>
-          <w:color w:val="002060"/>
-          <w:sz w:val="96"/>
-          <w:szCs w:val="96"/>
-        </w:rPr>
-      </w:pPr>
-      <w:r>
-        <w:rPr>
-          <w:noProof/>
-        </w:rPr>
-        <w:lastRenderedPageBreak/>
-        <w:drawing>
-          <wp:inline distT="0" distB="0" distL="0" distR="0" wp14:anchorId="64BC31D0" wp14:editId="22CFF3F9">
-            <wp:extent cx="5815013" cy="2907507"/>
-            <wp:effectExtent l="0" t="0" r="0" b="0"/>
-            <wp:docPr id="1869271620" name="Picture 6"/>
-            <wp:cNvGraphicFramePr>
-              <a:graphicFrameLocks xmlns:a="http://schemas.openxmlformats.org/drawingml/2006/main" noChangeAspect="1"/>
-            </wp:cNvGraphicFramePr>
-            <a:graphic xmlns:a="http://schemas.openxmlformats.org/drawingml/2006/main">
-              <a:graphicData uri="http://schemas.openxmlformats.org/drawingml/2006/picture">
-                <pic:pic xmlns:pic="http://schemas.openxmlformats.org/drawingml/2006/picture">
-                  <pic:nvPicPr>
-                    <pic:cNvPr id="14647314" name="Picture 14647314"/>
-                    <pic:cNvPicPr/>
-                  </pic:nvPicPr>
-                  <pic:blipFill>
-                    <a:blip r:embed="rId4" cstate="print">
-                      <a:extLst>
-                        <a:ext uri="{28A0092B-C50C-407E-A947-70E740481C1C}">
-                          <a14:useLocalDpi xmlns:a14="http://schemas.microsoft.com/office/drawing/2010/main" val="0"/>
-                        </a:ext>
-                      </a:extLst>
-                    </a:blip>
-                    <a:stretch>
-                      <a:fillRect/>
-                    </a:stretch>
-                  </pic:blipFill>
-                  <pic:spPr>
-                    <a:xfrm>
-                      <a:off x="0" y="0"/>
-                      <a:ext cx="5824737" cy="2912369"/>
-                    </a:xfrm>
-                    <a:prstGeom prst="rect">
-                      <a:avLst/>
-                    </a:prstGeom>
-                  </pic:spPr>
-                </pic:pic>
-              </a:graphicData>
-            </a:graphic>
-          </wp:inline>
-        </w:drawing>
-      </w:r>
-      <w:r>
-        <w:rPr>
-          <w:b/>
-          <w:bCs/>
-          <w:color w:val="002060"/>
-          <w:sz w:val="96"/>
-          <w:szCs w:val="96"/>
-        </w:rPr>
-        <w:t>Polo Tops</w:t>
-      </w:r>
-    </w:p>
-    <w:p>
-      <w:pPr>
-        <w:jc w:val="center"/>
-        <w:rPr>
-          <w:b/>
-          <w:bCs/>
-          <w:color w:val="002060"/>
-          <w:sz w:val="96"/>
-          <w:szCs w:val="96"/>
-        </w:rPr>
-      </w:pPr>
-      <w:r>
-        <w:rPr>
-          <w:noProof/>
-        </w:rPr>
-        <w:drawing>
-          <wp:inline distT="0" distB="0" distL="0" distR="0" wp14:anchorId="1ECF5127" wp14:editId="126919C4">
-            <wp:extent cx="5815013" cy="2907507"/>
-            <wp:effectExtent l="0" t="0" r="0" b="0"/>
-            <wp:docPr id="771475591" name="Picture 6"/>
-            <wp:cNvGraphicFramePr>
-              <a:graphicFrameLocks xmlns:a="http://schemas.openxmlformats.org/drawingml/2006/main" noChangeAspect="1"/>
-            </wp:cNvGraphicFramePr>
-            <a:graphic xmlns:a="http://schemas.openxmlformats.org/drawingml/2006/main">
-              <a:graphicData uri="http://schemas.openxmlformats.org/drawingml/2006/picture">
-                <pic:pic xmlns:pic="http://schemas.openxmlformats.org/drawingml/2006/picture">
-                  <pic:nvPicPr>
-                    <pic:cNvPr id="14647314" name="Picture 14647314"/>
-                    <pic:cNvPicPr/>
-                  </pic:nvPicPr>
-                  <pic:blipFill>
-                    <a:blip r:embed="rId4" cstate="print">
-                      <a:extLst>
-                        <a:ext uri="{28A0092B-C50C-407E-A947-70E740481C1C}">
-                          <a14:useLocalDpi xmlns:a14="http://schemas.microsoft.com/office/drawing/2010/main" val="0"/>
-                        </a:ext>
-                      </a:extLst>
-                    </a:blip>
-                    <a:stretch>
-                      <a:fillRect/>
-                    </a:stretch>
-                  </pic:blipFill>
-                  <pic:spPr>
-                    <a:xfrm>
-                      <a:off x="0" y="0"/>
-                      <a:ext cx="5824737" cy="2912369"/>
-                    </a:xfrm>
-                    <a:prstGeom prst="rect">
-                      <a:avLst/>
-                    </a:prstGeom>
-                  </pic:spPr>
-                </pic:pic>
-              </a:graphicData>
-            </a:graphic>
-          </wp:inline>
-        </w:drawing>
-      </w:r>
-      <w:r>
-        <w:rPr>
-          <w:b/>
-          <w:bCs/>
-          <w:color w:val="002060"/>
-          <w:sz w:val="96"/>
-          <w:szCs w:val="96"/>
-        </w:rPr>
-        <w:t xml:space="preserve"> </w:t>
-      </w:r>
-      <w:r>
-        <w:rPr>
-          <w:b/>
-          <w:bCs/>
-          <w:color w:val="002060"/>
-          <w:sz w:val="96"/>
-          <w:szCs w:val="96"/>
-        </w:rPr>
-        <w:t>Polo Tops</w:t>
-      </w:r>
-    </w:p>
-    <w:p>
-      <w:pPr>
-        <w:rPr>
-          <w:noProof/>
-        </w:rPr>
-      </w:pPr>
-      <w:r>
-        <w:rPr>
-          <w:noProof/>
-        </w:rPr>
-        <w:br w:type="page"/>
-      </w:r>
-    </w:p>
-    <w:p>
-      <w:pPr>
-        <w:jc w:val="center"/>
-        <w:rPr>
-          <w:b/>
-          <w:bCs/>
-          <w:color w:val="002060"/>
-          <w:sz w:val="96"/>
-          <w:szCs w:val="96"/>
-        </w:rPr>
-      </w:pPr>
-      <w:r>
-        <w:rPr>
-          <w:noProof/>
-        </w:rPr>
-        <w:lastRenderedPageBreak/>
-        <w:drawing>
-          <wp:inline distT="0" distB="0" distL="0" distR="0" wp14:anchorId="74B9FAFE" wp14:editId="1DDEE64D">
-            <wp:extent cx="5815013" cy="2907507"/>
-            <wp:effectExtent l="0" t="0" r="0" b="0"/>
-            <wp:docPr id="475229018" name="Picture 6"/>
-            <wp:cNvGraphicFramePr>
-              <a:graphicFrameLocks xmlns:a="http://schemas.openxmlformats.org/drawingml/2006/main" noChangeAspect="1"/>
-            </wp:cNvGraphicFramePr>
-            <a:graphic xmlns:a="http://schemas.openxmlformats.org/drawingml/2006/main">
-              <a:graphicData uri="http://schemas.openxmlformats.org/drawingml/2006/picture">
-                <pic:pic xmlns:pic="http://schemas.openxmlformats.org/drawingml/2006/picture">
-                  <pic:nvPicPr>
-                    <pic:cNvPr id="14647314" name="Picture 14647314"/>
-                    <pic:cNvPicPr/>
-                  </pic:nvPicPr>
-                  <pic:blipFill>
-                    <a:blip r:embed="rId4" cstate="print">
-                      <a:extLst>
-                        <a:ext uri="{28A0092B-C50C-407E-A947-70E740481C1C}">
-                          <a14:useLocalDpi xmlns:a14="http://schemas.microsoft.com/office/drawing/2010/main" val="0"/>
-                        </a:ext>
-                      </a:extLst>
-                    </a:blip>
-                    <a:stretch>
-                      <a:fillRect/>
-                    </a:stretch>
-                  </pic:blipFill>
-                  <pic:spPr>
-                    <a:xfrm>
-                      <a:off x="0" y="0"/>
-                      <a:ext cx="5824737" cy="2912369"/>
-                    </a:xfrm>
-                    <a:prstGeom prst="rect">
-                      <a:avLst/>
-                    </a:prstGeom>
-                  </pic:spPr>
-                </pic:pic>
-              </a:graphicData>
-            </a:graphic>
-          </wp:inline>
-        </w:drawing>
-      </w:r>
-      <w:r>
-        <w:rPr>
-          <w:b/>
-          <w:bCs/>
-          <w:color w:val="002060"/>
-          <w:sz w:val="96"/>
-          <w:szCs w:val="96"/>
-        </w:rPr>
-        <w:t>Custom Orders</w:t>
-      </w:r>
-    </w:p>
-    <w:p>
-      <w:pPr>
-        <w:jc w:val="center"/>
-        <w:rPr>
-          <w:b/>
-          <w:bCs/>
-          <w:color w:val="002060"/>
-          <w:sz w:val="96"/>
-          <w:szCs w:val="96"/>
-        </w:rPr>
-      </w:pPr>
-      <w:r>
-        <w:rPr>
-          <w:noProof/>
-        </w:rPr>
-        <w:drawing>
-          <wp:inline distT="0" distB="0" distL="0" distR="0" wp14:anchorId="0B35CD8D" wp14:editId="2A1B48D4">
-            <wp:extent cx="5815013" cy="2907507"/>
-            <wp:effectExtent l="0" t="0" r="0" b="0"/>
-            <wp:docPr id="1605934567" name="Picture 6"/>
-            <wp:cNvGraphicFramePr>
-              <a:graphicFrameLocks xmlns:a="http://schemas.openxmlformats.org/drawingml/2006/main" noChangeAspect="1"/>
-            </wp:cNvGraphicFramePr>
-            <a:graphic xmlns:a="http://schemas.openxmlformats.org/drawingml/2006/main">
-              <a:graphicData uri="http://schemas.openxmlformats.org/drawingml/2006/picture">
-                <pic:pic xmlns:pic="http://schemas.openxmlformats.org/drawingml/2006/picture">
-                  <pic:nvPicPr>
-                    <pic:cNvPr id="14647314" name="Picture 14647314"/>
-                    <pic:cNvPicPr/>
-                  </pic:nvPicPr>
-                  <pic:blipFill>
-                    <a:blip r:embed="rId4" cstate="print">
-                      <a:extLst>
-                        <a:ext uri="{28A0092B-C50C-407E-A947-70E740481C1C}">
-                          <a14:useLocalDpi xmlns:a14="http://schemas.microsoft.com/office/drawing/2010/main" val="0"/>
-                        </a:ext>
-                      </a:extLst>
-                    </a:blip>
-                    <a:stretch>
-                      <a:fillRect/>
-                    </a:stretch>
-                  </pic:blipFill>
-                  <pic:spPr>
-                    <a:xfrm>
-                      <a:off x="0" y="0"/>
-                      <a:ext cx="5824737" cy="2912369"/>
-                    </a:xfrm>
-                    <a:prstGeom prst="rect">
-                      <a:avLst/>
-                    </a:prstGeom>
-                  </pic:spPr>
-                </pic:pic>
-              </a:graphicData>
-            </a:graphic>
-          </wp:inline>
-        </w:drawing>
-      </w:r>
-      <w:r>
-        <w:rPr>
-          <w:b/>
-          <w:bCs/>
-          <w:color w:val="002060"/>
-          <w:sz w:val="96"/>
-          <w:szCs w:val="96"/>
-        </w:rPr>
-        <w:t xml:space="preserve"> </w:t>
-      </w:r>
-      <w:r>
-        <w:rPr>
-          <w:b/>
-          <w:bCs/>
-          <w:color w:val="002060"/>
-          <w:sz w:val="96"/>
-          <w:szCs w:val="96"/>
-        </w:rPr>
-        <w:t>Custom Order</w:t>
-      </w:r>
-    </w:p>
-    <w:p>
-      <w:pPr>
-        <w:rPr>
-          <w:noProof/>
-        </w:rPr>
-      </w:pPr>
-      <w:r>
-        <w:rPr>
-          <w:noProof/>
-        </w:rPr>
-        <w:br w:type="page"/>
-      </w:r>
-    </w:p>
-    <w:p>
-      <w:pPr>
-        <w:jc w:val="center"/>
-        <w:rPr>
-          <w:b/>
-          <w:bCs/>
-          <w:color w:val="002060"/>
-          <w:sz w:val="144"/>
-          <w:szCs w:val="144"/>
-        </w:rPr>
-      </w:pPr>
-      <w:r>
-        <w:rPr>
-          <w:noProof/>
-        </w:rPr>
-        <w:lastRenderedPageBreak/>
-        <w:drawing>
-          <wp:inline distT="0" distB="0" distL="0" distR="0" wp14:anchorId="24921460" wp14:editId="13246F55">
-            <wp:extent cx="5815013" cy="2907507"/>
-            <wp:effectExtent l="0" t="0" r="0" b="0"/>
-            <wp:docPr id="502374744" name="Picture 6"/>
-            <wp:cNvGraphicFramePr>
-              <a:graphicFrameLocks xmlns:a="http://schemas.openxmlformats.org/drawingml/2006/main" noChangeAspect="1"/>
-            </wp:cNvGraphicFramePr>
-            <a:graphic xmlns:a="http://schemas.openxmlformats.org/drawingml/2006/main">
-              <a:graphicData uri="http://schemas.openxmlformats.org/drawingml/2006/picture">
-                <pic:pic xmlns:pic="http://schemas.openxmlformats.org/drawingml/2006/picture">
-                  <pic:nvPicPr>
-                    <pic:cNvPr id="14647314" name="Picture 14647314"/>
-                    <pic:cNvPicPr/>
-                  </pic:nvPicPr>
-                  <pic:blipFill>
-                    <a:blip r:embed="rId4" cstate="print">
-                      <a:extLst>
-                        <a:ext uri="{28A0092B-C50C-407E-A947-70E740481C1C}">
-                          <a14:useLocalDpi xmlns:a14="http://schemas.microsoft.com/office/drawing/2010/main" val="0"/>
-                        </a:ext>
-                      </a:extLst>
-                    </a:blip>
-                    <a:stretch>
-                      <a:fillRect/>
-                    </a:stretch>
-                  </pic:blipFill>
-                  <pic:spPr>
-                    <a:xfrm>
-                      <a:off x="0" y="0"/>
-                      <a:ext cx="5824737" cy="2912369"/>
-                    </a:xfrm>
-                    <a:prstGeom prst="rect">
-                      <a:avLst/>
-                    </a:prstGeom>
-                  </pic:spPr>
-                </pic:pic>
-              </a:graphicData>
-            </a:graphic>
-          </wp:inline>
-        </w:drawing>
-      </w:r>
-      <w:r>
-        <w:rPr>
-          <w:b/>
-          <w:bCs/>
-          <w:color w:val="002060"/>
-          <w:sz w:val="96"/>
-          <w:szCs w:val="96"/>
-        </w:rPr>
         <w:t xml:space="preserve"> </w:t>
       </w:r>
       <w:r>
@@ -1452,7 +2105,7 @@
                     <pic:cNvPicPr/>
                   </pic:nvPicPr>
                   <pic:blipFill>
-                    <a:blip r:embed="rId4" cstate="print">
+                    <a:blip r:embed="rId10" cstate="print">
                       <a:extLst>
                         <a:ext uri="{28A0092B-C50C-407E-A947-70E740481C1C}">
                           <a14:useLocalDpi xmlns:a14="http://schemas.microsoft.com/office/drawing/2010/main" val="0"/>
